--- a/lab11/Пример спецификации для приложения базы данных.docx
+++ b/lab11/Пример спецификации для приложения базы данных.docx
@@ -1,12 +1,12 @@
 
 <file path=word/document.xml><?xml version="1.0" encoding="utf-8"?>
-<w:document xmlns:wpc="http://schemas.microsoft.com/office/word/2010/wordprocessingCanvas" xmlns:cx="http://schemas.microsoft.com/office/drawing/2014/chartex" xmlns:cx1="http://schemas.microsoft.com/office/drawing/2015/9/8/chartex" xmlns:cx2="http://schemas.microsoft.com/office/drawing/2015/10/21/chartex" xmlns:cx3="http://schemas.microsoft.com/office/drawing/2016/5/9/chartex" xmlns:cx4="http://schemas.microsoft.com/office/drawing/2016/5/10/chartex" xmlns:cx5="http://schemas.microsoft.com/office/drawing/2016/5/11/chartex" xmlns:cx6="http://schemas.microsoft.com/office/drawing/2016/5/12/chartex" xmlns:cx7="http://schemas.microsoft.com/office/drawing/2016/5/13/chartex" xmlns:cx8="http://schemas.microsoft.com/office/drawing/2016/5/14/chartex" xmlns:mc="http://schemas.openxmlformats.org/markup-compatibility/2006" xmlns:aink="http://schemas.microsoft.com/office/drawing/2016/ink" xmlns:am3d="http://schemas.microsoft.com/office/drawing/2017/model3d" xmlns:o="urn:schemas-microsoft-com:office:office" xmlns:oel="http://schemas.microsoft.com/office/2019/extlst" xmlns:r="http://schemas.openxmlformats.org/officeDocument/2006/relationships" xmlns:m="http://schemas.openxmlformats.org/officeDocument/2006/math" xmlns:v="urn:schemas-microsoft-com:vml" xmlns:wp14="http://schemas.microsoft.com/office/word/2010/wordprocessingDrawing" xmlns:wp="http://schemas.openxmlformats.org/drawingml/2006/wordprocessingDrawing" xmlns:w10="urn:schemas-microsoft-com:office:word" xmlns:w="http://schemas.openxmlformats.org/wordprocessingml/2006/main" xmlns:w14="http://schemas.microsoft.com/office/word/2010/wordml" xmlns:w15="http://schemas.microsoft.com/office/word/2012/wordml" xmlns:w16cex="http://schemas.microsoft.com/office/word/2018/wordml/cex" xmlns:w16cid="http://schemas.microsoft.com/office/word/2016/wordml/cid" xmlns:w16="http://schemas.microsoft.com/office/word/2018/wordml" xmlns:w16sdtdh="http://schemas.microsoft.com/office/word/2020/wordml/sdtdatahash" xmlns:w16se="http://schemas.microsoft.com/office/word/2015/wordml/symex" xmlns:wpg="http://schemas.microsoft.com/office/word/2010/wordprocessingGroup" xmlns:wpi="http://schemas.microsoft.com/office/word/2010/wordprocessingInk" xmlns:wne="http://schemas.microsoft.com/office/word/2006/wordml" xmlns:wps="http://schemas.microsoft.com/office/word/2010/wordprocessingShape" mc:Ignorable="w14 w15 w16se w16cid w16 w16cex w16sdtdh wp14">
+<w:document xmlns:wpc="http://schemas.microsoft.com/office/word/2010/wordprocessingCanvas" xmlns:mc="http://schemas.openxmlformats.org/markup-compatibility/2006" xmlns:o="urn:schemas-microsoft-com:office:office" xmlns:r="http://schemas.openxmlformats.org/officeDocument/2006/relationships" xmlns:m="http://schemas.openxmlformats.org/officeDocument/2006/math" xmlns:v="urn:schemas-microsoft-com:vml" xmlns:wp14="http://schemas.microsoft.com/office/word/2010/wordprocessingDrawing" xmlns:wp="http://schemas.openxmlformats.org/drawingml/2006/wordprocessingDrawing" xmlns:w="http://schemas.openxmlformats.org/wordprocessingml/2006/main" xmlns:w14="http://schemas.microsoft.com/office/word/2010/wordml" xmlns:w10="urn:schemas-microsoft-com:office:word" xmlns:w15="http://schemas.microsoft.com/office/word/2012/wordml" xmlns:wpg="http://schemas.microsoft.com/office/word/2010/wordprocessingGroup" xmlns:wpi="http://schemas.microsoft.com/office/word/2010/wordprocessingInk" xmlns:wne="http://schemas.microsoft.com/office/word/2006/wordml" xmlns:wps="http://schemas.microsoft.com/office/word/2010/wordprocessingShape" xmlns:wpsCustomData="http://www.wps.cn/officeDocument/2013/wpsCustomData" mc:Ignorable="w14 w15 wp14">
   <w:body>
     <w:p>
       <w:pPr>
         <w:jc w:val="center"/>
         <w:rPr>
-          <w:rFonts w:ascii="Times New Roman" w:eastAsia="Times New Roman" w:hAnsi="Times New Roman" w:cs="Times New Roman"/>
+          <w:rFonts w:ascii="Times New Roman" w:hAnsi="Times New Roman" w:eastAsia="Times New Roman" w:cs="Times New Roman"/>
           <w:b/>
           <w:bCs/>
           <w:color w:val="000000"/>
@@ -17,7 +17,7 @@
       </w:pPr>
       <w:r>
         <w:rPr>
-          <w:rFonts w:ascii="Times New Roman" w:eastAsia="Times New Roman" w:hAnsi="Times New Roman" w:cs="Times New Roman"/>
+          <w:rFonts w:ascii="Times New Roman" w:hAnsi="Times New Roman" w:eastAsia="Times New Roman" w:cs="Times New Roman"/>
           <w:b/>
           <w:bCs/>
           <w:color w:val="000000"/>
@@ -25,38 +25,14 @@
           <w:szCs w:val="24"/>
           <w:lang w:eastAsia="ru-RU"/>
         </w:rPr>
-        <w:t xml:space="preserve">Пример спецификации для приложения базы данных «Риелторское </w:t>
-      </w:r>
-      <w:r>
-        <w:rPr>
-          <w:rFonts w:ascii="Times New Roman" w:eastAsia="Times New Roman" w:hAnsi="Times New Roman" w:cs="Times New Roman"/>
-          <w:b/>
-          <w:bCs/>
-          <w:color w:val="000000"/>
-          <w:sz w:val="24"/>
-          <w:szCs w:val="24"/>
-          <w:lang w:eastAsia="ru-RU"/>
-        </w:rPr>
-        <w:t>агентство</w:t>
-      </w:r>
-      <w:r>
-        <w:rPr>
-          <w:rFonts w:ascii="Times New Roman" w:eastAsia="Times New Roman" w:hAnsi="Times New Roman" w:cs="Times New Roman"/>
-          <w:b/>
-          <w:bCs/>
-          <w:color w:val="000000"/>
-          <w:sz w:val="24"/>
-          <w:szCs w:val="24"/>
-          <w:lang w:eastAsia="ru-RU"/>
-        </w:rPr>
-        <w:t>»</w:t>
+        <w:t>Пример спецификации для приложения базы данных «Риелторское агентство»</w:t>
       </w:r>
     </w:p>
     <w:p>
       <w:pPr>
         <w:jc w:val="center"/>
         <w:rPr>
-          <w:rFonts w:ascii="Times New Roman" w:eastAsia="Times New Roman" w:hAnsi="Times New Roman" w:cs="Times New Roman"/>
+          <w:rFonts w:ascii="Times New Roman" w:hAnsi="Times New Roman" w:eastAsia="Times New Roman" w:cs="Times New Roman"/>
           <w:b/>
           <w:bCs/>
           <w:color w:val="000000"/>
@@ -67,20 +43,20 @@
         <w:sectPr>
           <w:pgSz w:w="11906" w:h="16838"/>
           <w:pgMar w:top="993" w:right="850" w:bottom="851" w:left="1701" w:header="708" w:footer="708" w:gutter="0"/>
-          <w:cols w:space="708"/>
-          <w:docGrid w:linePitch="360"/>
+          <w:cols w:space="708" w:num="1"/>
+          <w:docGrid w:linePitch="360" w:charSpace="0"/>
         </w:sectPr>
       </w:pPr>
     </w:p>
     <w:p>
       <w:pPr>
-        <w:pStyle w:val="a7"/>
+        <w:pStyle w:val="28"/>
         <w:numPr>
           <w:ilvl w:val="0"/>
           <w:numId w:val="1"/>
         </w:numPr>
         <w:rPr>
-          <w:rFonts w:ascii="Times New Roman" w:eastAsia="Times New Roman" w:hAnsi="Times New Roman" w:cs="Times New Roman"/>
+          <w:rFonts w:ascii="Times New Roman" w:hAnsi="Times New Roman" w:eastAsia="Times New Roman" w:cs="Times New Roman"/>
           <w:color w:val="000000"/>
           <w:sz w:val="24"/>
           <w:szCs w:val="24"/>
@@ -89,7 +65,7 @@
       </w:pPr>
       <w:r>
         <w:rPr>
-          <w:rFonts w:ascii="Times New Roman" w:eastAsia="Times New Roman" w:hAnsi="Times New Roman" w:cs="Times New Roman"/>
+          <w:rFonts w:ascii="Times New Roman" w:hAnsi="Times New Roman" w:eastAsia="Times New Roman" w:cs="Times New Roman"/>
           <w:color w:val="000000"/>
           <w:sz w:val="24"/>
           <w:szCs w:val="24"/>
@@ -102,7 +78,7 @@
       <w:pPr>
         <w:ind w:left="360"/>
         <w:rPr>
-          <w:rFonts w:ascii="Times New Roman" w:eastAsia="Times New Roman" w:hAnsi="Times New Roman" w:cs="Times New Roman"/>
+          <w:rFonts w:ascii="Times New Roman" w:hAnsi="Times New Roman" w:eastAsia="Times New Roman" w:cs="Times New Roman"/>
           <w:color w:val="000000"/>
           <w:sz w:val="24"/>
           <w:szCs w:val="24"/>
@@ -111,17 +87,16 @@
       </w:pPr>
       <w:r>
         <w:rPr>
-          <w:rFonts w:ascii="Times New Roman" w:eastAsia="Times New Roman" w:hAnsi="Times New Roman" w:cs="Times New Roman"/>
-          <w:noProof/>
+          <w:rFonts w:ascii="Times New Roman" w:hAnsi="Times New Roman" w:eastAsia="Times New Roman" w:cs="Times New Roman"/>
           <w:color w:val="000000"/>
           <w:sz w:val="24"/>
           <w:szCs w:val="24"/>
           <w:lang w:eastAsia="ru-RU"/>
         </w:rPr>
         <w:drawing>
-          <wp:inline distT="0" distB="0" distL="0" distR="0" wp14:anchorId="3715DFDA" wp14:editId="5D397826">
-            <wp:extent cx="2676219" cy="1438275"/>
-            <wp:effectExtent l="0" t="0" r="0" b="0"/>
+          <wp:inline distT="0" distB="0" distL="0" distR="0">
+            <wp:extent cx="2675890" cy="1438275"/>
+            <wp:effectExtent l="0" t="0" r="16510" b="9525"/>
             <wp:docPr id="1073117393" name="Рисунок 1" descr="Изображение выглядит как текст, Шрифт, снимок экрана, документ&#10;&#10;Автоматически созданное описание"/>
             <wp:cNvGraphicFramePr>
               <a:graphicFrameLocks xmlns:a="http://schemas.openxmlformats.org/drawingml/2006/main" noChangeAspect="1"/>
@@ -131,10 +106,12 @@
                 <pic:pic xmlns:pic="http://schemas.openxmlformats.org/drawingml/2006/picture">
                   <pic:nvPicPr>
                     <pic:cNvPr id="1073117393" name="Рисунок 1" descr="Изображение выглядит как текст, Шрифт, снимок экрана, документ&#10;&#10;Автоматически созданное описание"/>
-                    <pic:cNvPicPr/>
+                    <pic:cNvPicPr>
+                      <a:picLocks noChangeAspect="1"/>
+                    </pic:cNvPicPr>
                   </pic:nvPicPr>
                   <pic:blipFill>
-                    <a:blip r:embed="rId5"/>
+                    <a:blip r:embed="rId6"/>
                     <a:stretch>
                       <a:fillRect/>
                     </a:stretch>
@@ -157,13 +134,13 @@
     </w:p>
     <w:p>
       <w:pPr>
-        <w:pStyle w:val="a7"/>
+        <w:pStyle w:val="28"/>
         <w:numPr>
           <w:ilvl w:val="0"/>
           <w:numId w:val="1"/>
         </w:numPr>
         <w:rPr>
-          <w:rFonts w:ascii="Times New Roman" w:eastAsia="Times New Roman" w:hAnsi="Times New Roman" w:cs="Times New Roman"/>
+          <w:rFonts w:ascii="Times New Roman" w:hAnsi="Times New Roman" w:eastAsia="Times New Roman" w:cs="Times New Roman"/>
           <w:color w:val="000000"/>
           <w:sz w:val="24"/>
           <w:szCs w:val="24"/>
@@ -172,7 +149,7 @@
       </w:pPr>
       <w:r>
         <w:rPr>
-          <w:rFonts w:ascii="Times New Roman" w:eastAsia="Times New Roman" w:hAnsi="Times New Roman" w:cs="Times New Roman"/>
+          <w:rFonts w:ascii="Times New Roman" w:hAnsi="Times New Roman" w:eastAsia="Times New Roman" w:cs="Times New Roman"/>
           <w:color w:val="000000"/>
           <w:sz w:val="24"/>
           <w:szCs w:val="24"/>
@@ -185,7 +162,7 @@
       <w:pPr>
         <w:ind w:left="360"/>
         <w:rPr>
-          <w:rFonts w:ascii="Times New Roman" w:eastAsia="Times New Roman" w:hAnsi="Times New Roman" w:cs="Times New Roman"/>
+          <w:rFonts w:ascii="Times New Roman" w:hAnsi="Times New Roman" w:eastAsia="Times New Roman" w:cs="Times New Roman"/>
           <w:color w:val="000000"/>
           <w:sz w:val="24"/>
           <w:szCs w:val="24"/>
@@ -194,16 +171,15 @@
       </w:pPr>
       <w:r>
         <w:rPr>
-          <w:rFonts w:ascii="Times New Roman" w:eastAsia="Times New Roman" w:hAnsi="Times New Roman" w:cs="Times New Roman"/>
-          <w:noProof/>
+          <w:rFonts w:ascii="Times New Roman" w:hAnsi="Times New Roman" w:eastAsia="Times New Roman" w:cs="Times New Roman"/>
           <w:color w:val="000000"/>
           <w:sz w:val="24"/>
           <w:szCs w:val="24"/>
           <w:lang w:eastAsia="ru-RU"/>
         </w:rPr>
         <w:drawing>
-          <wp:inline distT="0" distB="0" distL="0" distR="0" wp14:anchorId="00C32E5D" wp14:editId="5AD6501E">
-            <wp:extent cx="2544549" cy="1370330"/>
+          <wp:inline distT="0" distB="0" distL="0" distR="0">
+            <wp:extent cx="2544445" cy="1370330"/>
             <wp:effectExtent l="0" t="0" r="8255" b="1270"/>
             <wp:docPr id="238373111" name="Рисунок 1" descr="Изображение выглядит как текст, Шрифт, снимок экрана, документ&#10;&#10;Автоматически созданное описание"/>
             <wp:cNvGraphicFramePr>
@@ -214,10 +190,12 @@
                 <pic:pic xmlns:pic="http://schemas.openxmlformats.org/drawingml/2006/picture">
                   <pic:nvPicPr>
                     <pic:cNvPr id="238373111" name="Рисунок 1" descr="Изображение выглядит как текст, Шрифт, снимок экрана, документ&#10;&#10;Автоматически созданное описание"/>
-                    <pic:cNvPicPr/>
+                    <pic:cNvPicPr>
+                      <a:picLocks noChangeAspect="1"/>
+                    </pic:cNvPicPr>
                   </pic:nvPicPr>
                   <pic:blipFill>
-                    <a:blip r:embed="rId6"/>
+                    <a:blip r:embed="rId7"/>
                     <a:stretch>
                       <a:fillRect/>
                     </a:stretch>
@@ -240,13 +218,13 @@
     </w:p>
     <w:p>
       <w:pPr>
-        <w:pStyle w:val="a7"/>
+        <w:pStyle w:val="28"/>
         <w:numPr>
           <w:ilvl w:val="0"/>
           <w:numId w:val="1"/>
         </w:numPr>
         <w:rPr>
-          <w:rFonts w:ascii="Times New Roman" w:eastAsia="Times New Roman" w:hAnsi="Times New Roman" w:cs="Times New Roman"/>
+          <w:rFonts w:ascii="Times New Roman" w:hAnsi="Times New Roman" w:eastAsia="Times New Roman" w:cs="Times New Roman"/>
           <w:color w:val="000000"/>
           <w:sz w:val="24"/>
           <w:szCs w:val="24"/>
@@ -255,7 +233,7 @@
       </w:pPr>
       <w:r>
         <w:rPr>
-          <w:rFonts w:ascii="Times New Roman" w:eastAsia="Times New Roman" w:hAnsi="Times New Roman" w:cs="Times New Roman"/>
+          <w:rFonts w:ascii="Times New Roman" w:hAnsi="Times New Roman" w:eastAsia="Times New Roman" w:cs="Times New Roman"/>
           <w:color w:val="000000"/>
           <w:sz w:val="24"/>
           <w:szCs w:val="24"/>
@@ -268,7 +246,7 @@
       <w:pPr>
         <w:ind w:left="360"/>
         <w:rPr>
-          <w:rFonts w:ascii="Times New Roman" w:eastAsia="Times New Roman" w:hAnsi="Times New Roman" w:cs="Times New Roman"/>
+          <w:rFonts w:ascii="Times New Roman" w:hAnsi="Times New Roman" w:eastAsia="Times New Roman" w:cs="Times New Roman"/>
           <w:color w:val="000000"/>
           <w:sz w:val="24"/>
           <w:szCs w:val="24"/>
@@ -277,16 +255,15 @@
       </w:pPr>
       <w:r>
         <w:rPr>
-          <w:rFonts w:ascii="Times New Roman" w:eastAsia="Times New Roman" w:hAnsi="Times New Roman" w:cs="Times New Roman"/>
-          <w:noProof/>
+          <w:rFonts w:ascii="Times New Roman" w:hAnsi="Times New Roman" w:eastAsia="Times New Roman" w:cs="Times New Roman"/>
           <w:color w:val="000000"/>
           <w:sz w:val="24"/>
           <w:szCs w:val="24"/>
           <w:lang w:eastAsia="ru-RU"/>
         </w:rPr>
         <w:drawing>
-          <wp:inline distT="0" distB="0" distL="0" distR="0" wp14:anchorId="6ACC80CA" wp14:editId="4275AE48">
-            <wp:extent cx="2508680" cy="1295065"/>
+          <wp:inline distT="0" distB="0" distL="0" distR="0">
+            <wp:extent cx="2508250" cy="1294765"/>
             <wp:effectExtent l="0" t="0" r="6350" b="635"/>
             <wp:docPr id="365474513" name="Рисунок 1" descr="Изображение выглядит как текст, Шрифт, снимок экрана, белый&#10;&#10;Автоматически созданное описание"/>
             <wp:cNvGraphicFramePr>
@@ -297,10 +274,12 @@
                 <pic:pic xmlns:pic="http://schemas.openxmlformats.org/drawingml/2006/picture">
                   <pic:nvPicPr>
                     <pic:cNvPr id="365474513" name="Рисунок 1" descr="Изображение выглядит как текст, Шрифт, снимок экрана, белый&#10;&#10;Автоматически созданное описание"/>
-                    <pic:cNvPicPr/>
+                    <pic:cNvPicPr>
+                      <a:picLocks noChangeAspect="1"/>
+                    </pic:cNvPicPr>
                   </pic:nvPicPr>
                   <pic:blipFill>
-                    <a:blip r:embed="rId7"/>
+                    <a:blip r:embed="rId8"/>
                     <a:stretch>
                       <a:fillRect/>
                     </a:stretch>
@@ -323,13 +302,13 @@
     </w:p>
     <w:p>
       <w:pPr>
-        <w:pStyle w:val="a7"/>
+        <w:pStyle w:val="28"/>
         <w:numPr>
           <w:ilvl w:val="0"/>
           <w:numId w:val="1"/>
         </w:numPr>
         <w:rPr>
-          <w:rFonts w:ascii="Times New Roman" w:eastAsia="Times New Roman" w:hAnsi="Times New Roman" w:cs="Times New Roman"/>
+          <w:rFonts w:ascii="Times New Roman" w:hAnsi="Times New Roman" w:eastAsia="Times New Roman" w:cs="Times New Roman"/>
           <w:color w:val="000000"/>
           <w:sz w:val="24"/>
           <w:szCs w:val="24"/>
@@ -338,7 +317,7 @@
       </w:pPr>
       <w:r>
         <w:rPr>
-          <w:rFonts w:ascii="Times New Roman" w:eastAsia="Times New Roman" w:hAnsi="Times New Roman" w:cs="Times New Roman"/>
+          <w:rFonts w:ascii="Times New Roman" w:hAnsi="Times New Roman" w:eastAsia="Times New Roman" w:cs="Times New Roman"/>
           <w:color w:val="000000"/>
           <w:sz w:val="24"/>
           <w:szCs w:val="24"/>
@@ -351,7 +330,7 @@
       <w:pPr>
         <w:ind w:left="360"/>
         <w:rPr>
-          <w:rFonts w:ascii="Times New Roman" w:eastAsia="Times New Roman" w:hAnsi="Times New Roman" w:cs="Times New Roman"/>
+          <w:rFonts w:ascii="Times New Roman" w:hAnsi="Times New Roman" w:eastAsia="Times New Roman" w:cs="Times New Roman"/>
           <w:color w:val="000000"/>
           <w:sz w:val="24"/>
           <w:szCs w:val="24"/>
@@ -360,16 +339,15 @@
       </w:pPr>
       <w:r>
         <w:rPr>
-          <w:rFonts w:ascii="Times New Roman" w:eastAsia="Times New Roman" w:hAnsi="Times New Roman" w:cs="Times New Roman"/>
-          <w:noProof/>
+          <w:rFonts w:ascii="Times New Roman" w:hAnsi="Times New Roman" w:eastAsia="Times New Roman" w:cs="Times New Roman"/>
           <w:color w:val="000000"/>
           <w:sz w:val="24"/>
           <w:szCs w:val="24"/>
           <w:lang w:eastAsia="ru-RU"/>
         </w:rPr>
         <w:drawing>
-          <wp:inline distT="0" distB="0" distL="0" distR="0" wp14:anchorId="37ABE563" wp14:editId="588BC9A6">
-            <wp:extent cx="2483168" cy="1021873"/>
+          <wp:inline distT="0" distB="0" distL="0" distR="0">
+            <wp:extent cx="2482850" cy="1021715"/>
             <wp:effectExtent l="0" t="0" r="0" b="6985"/>
             <wp:docPr id="2010506123" name="Рисунок 1" descr="Изображение выглядит как текст, Шрифт, снимок экрана, документ&#10;&#10;Автоматически созданное описание"/>
             <wp:cNvGraphicFramePr>
@@ -380,10 +358,12 @@
                 <pic:pic xmlns:pic="http://schemas.openxmlformats.org/drawingml/2006/picture">
                   <pic:nvPicPr>
                     <pic:cNvPr id="2010506123" name="Рисунок 1" descr="Изображение выглядит как текст, Шрифт, снимок экрана, документ&#10;&#10;Автоматически созданное описание"/>
-                    <pic:cNvPicPr/>
+                    <pic:cNvPicPr>
+                      <a:picLocks noChangeAspect="1"/>
+                    </pic:cNvPicPr>
                   </pic:nvPicPr>
                   <pic:blipFill>
-                    <a:blip r:embed="rId8"/>
+                    <a:blip r:embed="rId9"/>
                     <a:stretch>
                       <a:fillRect/>
                     </a:stretch>
@@ -406,13 +386,13 @@
     </w:p>
     <w:p>
       <w:pPr>
-        <w:pStyle w:val="a7"/>
+        <w:pStyle w:val="28"/>
         <w:numPr>
           <w:ilvl w:val="0"/>
           <w:numId w:val="1"/>
         </w:numPr>
         <w:rPr>
-          <w:rFonts w:ascii="Times New Roman" w:eastAsia="Times New Roman" w:hAnsi="Times New Roman" w:cs="Times New Roman"/>
+          <w:rFonts w:ascii="Times New Roman" w:hAnsi="Times New Roman" w:eastAsia="Times New Roman" w:cs="Times New Roman"/>
           <w:color w:val="000000"/>
           <w:sz w:val="24"/>
           <w:szCs w:val="24"/>
@@ -421,7 +401,7 @@
       </w:pPr>
       <w:r>
         <w:rPr>
-          <w:rFonts w:ascii="Times New Roman" w:eastAsia="Times New Roman" w:hAnsi="Times New Roman" w:cs="Times New Roman"/>
+          <w:rFonts w:ascii="Times New Roman" w:hAnsi="Times New Roman" w:eastAsia="Times New Roman" w:cs="Times New Roman"/>
           <w:color w:val="000000"/>
           <w:sz w:val="24"/>
           <w:szCs w:val="24"/>
@@ -434,7 +414,7 @@
       <w:pPr>
         <w:ind w:left="360"/>
         <w:rPr>
-          <w:rFonts w:ascii="Times New Roman" w:eastAsia="Times New Roman" w:hAnsi="Times New Roman" w:cs="Times New Roman"/>
+          <w:rFonts w:ascii="Times New Roman" w:hAnsi="Times New Roman" w:eastAsia="Times New Roman" w:cs="Times New Roman"/>
           <w:color w:val="000000"/>
           <w:sz w:val="24"/>
           <w:szCs w:val="24"/>
@@ -443,16 +423,15 @@
       </w:pPr>
       <w:r>
         <w:rPr>
-          <w:rFonts w:ascii="Times New Roman" w:eastAsia="Times New Roman" w:hAnsi="Times New Roman" w:cs="Times New Roman"/>
-          <w:noProof/>
+          <w:rFonts w:ascii="Times New Roman" w:hAnsi="Times New Roman" w:eastAsia="Times New Roman" w:cs="Times New Roman"/>
           <w:color w:val="000000"/>
           <w:sz w:val="24"/>
           <w:szCs w:val="24"/>
           <w:lang w:eastAsia="ru-RU"/>
         </w:rPr>
         <w:drawing>
-          <wp:inline distT="0" distB="0" distL="0" distR="0" wp14:anchorId="05C3D879" wp14:editId="45545467">
-            <wp:extent cx="2495825" cy="1049020"/>
+          <wp:inline distT="0" distB="0" distL="0" distR="0">
+            <wp:extent cx="2495550" cy="1049020"/>
             <wp:effectExtent l="0" t="0" r="0" b="0"/>
             <wp:docPr id="631796622" name="Рисунок 1" descr="Изображение выглядит как текст, Шрифт, снимок экрана, документ&#10;&#10;Автоматически созданное описание"/>
             <wp:cNvGraphicFramePr>
@@ -463,10 +442,12 @@
                 <pic:pic xmlns:pic="http://schemas.openxmlformats.org/drawingml/2006/picture">
                   <pic:nvPicPr>
                     <pic:cNvPr id="631796622" name="Рисунок 1" descr="Изображение выглядит как текст, Шрифт, снимок экрана, документ&#10;&#10;Автоматически созданное описание"/>
-                    <pic:cNvPicPr/>
+                    <pic:cNvPicPr>
+                      <a:picLocks noChangeAspect="1"/>
+                    </pic:cNvPicPr>
                   </pic:nvPicPr>
                   <pic:blipFill>
-                    <a:blip r:embed="rId9"/>
+                    <a:blip r:embed="rId10"/>
                     <a:stretch>
                       <a:fillRect/>
                     </a:stretch>
@@ -489,13 +470,13 @@
     </w:p>
     <w:p>
       <w:pPr>
-        <w:pStyle w:val="a7"/>
+        <w:pStyle w:val="28"/>
         <w:numPr>
           <w:ilvl w:val="0"/>
           <w:numId w:val="1"/>
         </w:numPr>
         <w:rPr>
-          <w:rFonts w:ascii="Times New Roman" w:eastAsia="Times New Roman" w:hAnsi="Times New Roman" w:cs="Times New Roman"/>
+          <w:rFonts w:ascii="Times New Roman" w:hAnsi="Times New Roman" w:eastAsia="Times New Roman" w:cs="Times New Roman"/>
           <w:color w:val="000000"/>
           <w:sz w:val="24"/>
           <w:szCs w:val="24"/>
@@ -504,7 +485,7 @@
       </w:pPr>
       <w:r>
         <w:rPr>
-          <w:rFonts w:ascii="Times New Roman" w:eastAsia="Times New Roman" w:hAnsi="Times New Roman" w:cs="Times New Roman"/>
+          <w:rFonts w:ascii="Times New Roman" w:hAnsi="Times New Roman" w:eastAsia="Times New Roman" w:cs="Times New Roman"/>
           <w:color w:val="000000"/>
           <w:sz w:val="24"/>
           <w:szCs w:val="24"/>
@@ -517,7 +498,7 @@
       <w:pPr>
         <w:ind w:left="360"/>
         <w:rPr>
-          <w:rFonts w:ascii="Times New Roman" w:eastAsia="Times New Roman" w:hAnsi="Times New Roman" w:cs="Times New Roman"/>
+          <w:rFonts w:ascii="Times New Roman" w:hAnsi="Times New Roman" w:eastAsia="Times New Roman" w:cs="Times New Roman"/>
           <w:color w:val="000000"/>
           <w:sz w:val="24"/>
           <w:szCs w:val="24"/>
@@ -526,16 +507,15 @@
       </w:pPr>
       <w:r>
         <w:rPr>
-          <w:rFonts w:ascii="Times New Roman" w:eastAsia="Times New Roman" w:hAnsi="Times New Roman" w:cs="Times New Roman"/>
-          <w:noProof/>
+          <w:rFonts w:ascii="Times New Roman" w:hAnsi="Times New Roman" w:eastAsia="Times New Roman" w:cs="Times New Roman"/>
           <w:color w:val="000000"/>
           <w:sz w:val="24"/>
           <w:szCs w:val="24"/>
           <w:lang w:eastAsia="ru-RU"/>
         </w:rPr>
         <w:drawing>
-          <wp:inline distT="0" distB="0" distL="0" distR="0" wp14:anchorId="4F36C0F8" wp14:editId="0295C3DD">
-            <wp:extent cx="2745105" cy="690563"/>
+          <wp:inline distT="0" distB="0" distL="0" distR="0">
+            <wp:extent cx="2745105" cy="690245"/>
             <wp:effectExtent l="0" t="0" r="0" b="0"/>
             <wp:docPr id="1232971724" name="Рисунок 1" descr="Изображение выглядит как текст, снимок экрана, Шрифт, документ&#10;&#10;Автоматически созданное описание"/>
             <wp:cNvGraphicFramePr>
@@ -546,14 +526,18 @@
                 <pic:pic xmlns:pic="http://schemas.openxmlformats.org/drawingml/2006/picture">
                   <pic:nvPicPr>
                     <pic:cNvPr id="1232971724" name="Рисунок 1" descr="Изображение выглядит как текст, снимок экрана, Шрифт, документ&#10;&#10;Автоматически созданное описание"/>
-                    <pic:cNvPicPr/>
+                    <pic:cNvPicPr>
+                      <a:picLocks noChangeAspect="1"/>
+                    </pic:cNvPicPr>
                   </pic:nvPicPr>
-                  <pic:blipFill rotWithShape="1">
-                    <a:blip r:embed="rId10"/>
+                  <pic:blipFill>
+                    <a:blip r:embed="rId11"/>
                     <a:srcRect b="53585"/>
-                    <a:stretch/>
+                    <a:stretch>
+                      <a:fillRect/>
+                    </a:stretch>
                   </pic:blipFill>
-                  <pic:spPr bwMode="auto">
+                  <pic:spPr>
                     <a:xfrm>
                       <a:off x="0" y="0"/>
                       <a:ext cx="2745105" cy="690563"/>
@@ -564,11 +548,6 @@
                     <a:ln>
                       <a:noFill/>
                     </a:ln>
-                    <a:extLst>
-                      <a:ext uri="{53640926-AAD7-44D8-BBD7-CCE9431645EC}">
-                        <a14:shadowObscured xmlns:a14="http://schemas.microsoft.com/office/drawing/2010/main"/>
-                      </a:ext>
-                    </a:extLst>
                   </pic:spPr>
                 </pic:pic>
               </a:graphicData>
@@ -578,16 +557,15 @@
       </w:r>
       <w:r>
         <w:rPr>
-          <w:rFonts w:ascii="Times New Roman" w:eastAsia="Times New Roman" w:hAnsi="Times New Roman" w:cs="Times New Roman"/>
-          <w:noProof/>
+          <w:rFonts w:ascii="Times New Roman" w:hAnsi="Times New Roman" w:eastAsia="Times New Roman" w:cs="Times New Roman"/>
           <w:color w:val="000000"/>
           <w:sz w:val="24"/>
           <w:szCs w:val="24"/>
           <w:lang w:eastAsia="ru-RU"/>
         </w:rPr>
         <w:drawing>
-          <wp:inline distT="0" distB="0" distL="0" distR="0" wp14:anchorId="468799A0" wp14:editId="5B1D6CA3">
-            <wp:extent cx="2745105" cy="585788"/>
+          <wp:inline distT="0" distB="0" distL="0" distR="0">
+            <wp:extent cx="2745105" cy="585470"/>
             <wp:effectExtent l="0" t="0" r="0" b="5080"/>
             <wp:docPr id="1382209072" name="Рисунок 1" descr="Изображение выглядит как текст, снимок экрана, Шрифт, документ&#10;&#10;Автоматически созданное описание"/>
             <wp:cNvGraphicFramePr>
@@ -597,15 +575,19 @@
               <a:graphicData uri="http://schemas.openxmlformats.org/drawingml/2006/picture">
                 <pic:pic xmlns:pic="http://schemas.openxmlformats.org/drawingml/2006/picture">
                   <pic:nvPicPr>
-                    <pic:cNvPr id="1232971724" name="Рисунок 1" descr="Изображение выглядит как текст, снимок экрана, Шрифт, документ&#10;&#10;Автоматически созданное описание"/>
-                    <pic:cNvPicPr/>
+                    <pic:cNvPr id="1382209072" name="Рисунок 1" descr="Изображение выглядит как текст, снимок экрана, Шрифт, документ&#10;&#10;Автоматически созданное описание"/>
+                    <pic:cNvPicPr>
+                      <a:picLocks noChangeAspect="1"/>
+                    </pic:cNvPicPr>
                   </pic:nvPicPr>
-                  <pic:blipFill rotWithShape="1">
-                    <a:blip r:embed="rId10"/>
+                  <pic:blipFill>
+                    <a:blip r:embed="rId11"/>
                     <a:srcRect t="60527" b="82"/>
-                    <a:stretch/>
+                    <a:stretch>
+                      <a:fillRect/>
+                    </a:stretch>
                   </pic:blipFill>
-                  <pic:spPr bwMode="auto">
+                  <pic:spPr>
                     <a:xfrm>
                       <a:off x="0" y="0"/>
                       <a:ext cx="2745105" cy="585788"/>
@@ -616,11 +598,6 @@
                     <a:ln>
                       <a:noFill/>
                     </a:ln>
-                    <a:extLst>
-                      <a:ext uri="{53640926-AAD7-44D8-BBD7-CCE9431645EC}">
-                        <a14:shadowObscured xmlns:a14="http://schemas.microsoft.com/office/drawing/2010/main"/>
-                      </a:ext>
-                    </a:extLst>
                   </pic:spPr>
                 </pic:pic>
               </a:graphicData>
@@ -631,13 +608,13 @@
     </w:p>
     <w:p>
       <w:pPr>
-        <w:pStyle w:val="a7"/>
+        <w:pStyle w:val="28"/>
         <w:numPr>
           <w:ilvl w:val="0"/>
           <w:numId w:val="1"/>
         </w:numPr>
         <w:rPr>
-          <w:rFonts w:ascii="Times New Roman" w:eastAsia="Times New Roman" w:hAnsi="Times New Roman" w:cs="Times New Roman"/>
+          <w:rFonts w:ascii="Times New Roman" w:hAnsi="Times New Roman" w:eastAsia="Times New Roman" w:cs="Times New Roman"/>
           <w:color w:val="000000"/>
           <w:sz w:val="24"/>
           <w:szCs w:val="24"/>
@@ -646,7 +623,7 @@
       </w:pPr>
       <w:r>
         <w:rPr>
-          <w:rFonts w:ascii="Times New Roman" w:eastAsia="Times New Roman" w:hAnsi="Times New Roman" w:cs="Times New Roman"/>
+          <w:rFonts w:ascii="Times New Roman" w:hAnsi="Times New Roman" w:eastAsia="Times New Roman" w:cs="Times New Roman"/>
           <w:color w:val="000000"/>
           <w:sz w:val="24"/>
           <w:szCs w:val="24"/>
@@ -659,24 +636,24 @@
       <w:pPr>
         <w:ind w:left="360"/>
         <w:rPr>
-          <w:rFonts w:ascii="Times New Roman" w:eastAsia="Times New Roman" w:hAnsi="Times New Roman" w:cs="Times New Roman"/>
-          <w:color w:val="000000"/>
-          <w:sz w:val="24"/>
-          <w:szCs w:val="24"/>
-          <w:lang w:eastAsia="ru-RU"/>
-        </w:rPr>
-      </w:pPr>
+          <w:rFonts w:ascii="Times New Roman" w:hAnsi="Times New Roman" w:eastAsia="Times New Roman" w:cs="Times New Roman"/>
+          <w:color w:val="000000"/>
+          <w:sz w:val="24"/>
+          <w:szCs w:val="24"/>
+          <w:lang w:eastAsia="ru-RU"/>
+        </w:rPr>
+      </w:pPr>
+      <w:bookmarkStart w:id="0" w:name="_GoBack"/>
       <w:r>
         <w:rPr>
-          <w:rFonts w:ascii="Times New Roman" w:eastAsia="Times New Roman" w:hAnsi="Times New Roman" w:cs="Times New Roman"/>
-          <w:noProof/>
+          <w:rFonts w:ascii="Times New Roman" w:hAnsi="Times New Roman" w:eastAsia="Times New Roman" w:cs="Times New Roman"/>
           <w:color w:val="000000"/>
           <w:sz w:val="24"/>
           <w:szCs w:val="24"/>
           <w:lang w:eastAsia="ru-RU"/>
         </w:rPr>
         <w:drawing>
-          <wp:inline distT="0" distB="0" distL="0" distR="0" wp14:anchorId="12DD8E12" wp14:editId="58A00EBF">
+          <wp:inline distT="0" distB="0" distL="0" distR="0">
             <wp:extent cx="2745105" cy="121920"/>
             <wp:effectExtent l="0" t="0" r="0" b="0"/>
             <wp:docPr id="1125847498" name="Рисунок 1"/>
@@ -687,15 +664,19 @@
               <a:graphicData uri="http://schemas.openxmlformats.org/drawingml/2006/picture">
                 <pic:pic xmlns:pic="http://schemas.openxmlformats.org/drawingml/2006/picture">
                   <pic:nvPicPr>
-                    <pic:cNvPr id="1125847498" name=""/>
-                    <pic:cNvPicPr/>
+                    <pic:cNvPr id="1125847498" name="Рисунок 1"/>
+                    <pic:cNvPicPr>
+                      <a:picLocks noChangeAspect="1"/>
+                    </pic:cNvPicPr>
                   </pic:nvPicPr>
-                  <pic:blipFill rotWithShape="1">
-                    <a:blip r:embed="rId11"/>
+                  <pic:blipFill>
+                    <a:blip r:embed="rId12"/>
                     <a:srcRect t="13514" b="-1"/>
-                    <a:stretch/>
+                    <a:stretch>
+                      <a:fillRect/>
+                    </a:stretch>
                   </pic:blipFill>
-                  <pic:spPr bwMode="auto">
+                  <pic:spPr>
                     <a:xfrm>
                       <a:off x="0" y="0"/>
                       <a:ext cx="2745105" cy="121920"/>
@@ -706,11 +687,6 @@
                     <a:ln>
                       <a:noFill/>
                     </a:ln>
-                    <a:extLst>
-                      <a:ext uri="{53640926-AAD7-44D8-BBD7-CCE9431645EC}">
-                        <a14:shadowObscured xmlns:a14="http://schemas.microsoft.com/office/drawing/2010/main"/>
-                      </a:ext>
-                    </a:extLst>
                   </pic:spPr>
                 </pic:pic>
               </a:graphicData>
@@ -718,26 +694,77 @@
           </wp:inline>
         </w:drawing>
       </w:r>
+      <w:bookmarkEnd w:id="0"/>
     </w:p>
     <w:p/>
     <w:sectPr>
       <w:type w:val="continuous"/>
       <w:pgSz w:w="11906" w:h="16838"/>
       <w:pgMar w:top="993" w:right="850" w:bottom="851" w:left="1701" w:header="708" w:footer="708" w:gutter="0"/>
-      <w:cols w:num="2" w:space="708"/>
-      <w:docGrid w:linePitch="360"/>
+      <w:cols w:space="708" w:num="2"/>
+      <w:docGrid w:linePitch="360" w:charSpace="0"/>
     </w:sectPr>
   </w:body>
 </w:document>
 </file>
 
+<file path=word/endnotes.xml><?xml version="1.0" encoding="utf-8"?>
+<w:endnotes xmlns:wpc="http://schemas.microsoft.com/office/word/2010/wordprocessingCanvas" xmlns:mc="http://schemas.openxmlformats.org/markup-compatibility/2006" xmlns:o="urn:schemas-microsoft-com:office:office" xmlns:r="http://schemas.openxmlformats.org/officeDocument/2006/relationships" xmlns:m="http://schemas.openxmlformats.org/officeDocument/2006/math" xmlns:v="urn:schemas-microsoft-com:vml" xmlns:wp14="http://schemas.microsoft.com/office/word/2010/wordprocessingDrawing" xmlns:wp="http://schemas.openxmlformats.org/drawingml/2006/wordprocessingDrawing" xmlns:w="http://schemas.openxmlformats.org/wordprocessingml/2006/main" xmlns:w14="http://schemas.microsoft.com/office/word/2010/wordml" xmlns:w15="http://schemas.microsoft.com/office/word/2012/wordml" xmlns:w10="urn:schemas-microsoft-com:office:word" xmlns:wpg="http://schemas.microsoft.com/office/word/2010/wordprocessingGroup" xmlns:wpi="http://schemas.microsoft.com/office/word/2010/wordprocessingInk" xmlns:wne="http://schemas.microsoft.com/office/word/2006/wordml" xmlns:wps="http://schemas.microsoft.com/office/word/2010/wordprocessingShape" xmlns:wpsCustomData="http://www.wps.cn/officeDocument/2013/wpsCustomData" mc:Ignorable="w14 w15 wp14">
+  <w:endnote w:type="separator" w:id="0">
+    <w:p>
+      <w:pPr>
+        <w:spacing w:line="240" w:lineRule="auto"/>
+      </w:pPr>
+      <w:r>
+        <w:separator/>
+      </w:r>
+    </w:p>
+  </w:endnote>
+  <w:endnote w:type="continuationSeparator" w:id="1">
+    <w:p>
+      <w:pPr>
+        <w:spacing w:line="240" w:lineRule="auto"/>
+      </w:pPr>
+      <w:r>
+        <w:continuationSeparator/>
+      </w:r>
+    </w:p>
+  </w:endnote>
+</w:endnotes>
+</file>
+
+<file path=word/footnotes.xml><?xml version="1.0" encoding="utf-8"?>
+<w:footnotes xmlns:wpc="http://schemas.microsoft.com/office/word/2010/wordprocessingCanvas" xmlns:mc="http://schemas.openxmlformats.org/markup-compatibility/2006" xmlns:o="urn:schemas-microsoft-com:office:office" xmlns:r="http://schemas.openxmlformats.org/officeDocument/2006/relationships" xmlns:m="http://schemas.openxmlformats.org/officeDocument/2006/math" xmlns:v="urn:schemas-microsoft-com:vml" xmlns:wp14="http://schemas.microsoft.com/office/word/2010/wordprocessingDrawing" xmlns:wp="http://schemas.openxmlformats.org/drawingml/2006/wordprocessingDrawing" xmlns:w="http://schemas.openxmlformats.org/wordprocessingml/2006/main" xmlns:w14="http://schemas.microsoft.com/office/word/2010/wordml" xmlns:w15="http://schemas.microsoft.com/office/word/2012/wordml" xmlns:w10="urn:schemas-microsoft-com:office:word" xmlns:wpg="http://schemas.microsoft.com/office/word/2010/wordprocessingGroup" xmlns:wpi="http://schemas.microsoft.com/office/word/2010/wordprocessingInk" xmlns:wne="http://schemas.microsoft.com/office/word/2006/wordml" xmlns:wps="http://schemas.microsoft.com/office/word/2010/wordprocessingShape" xmlns:wpsCustomData="http://www.wps.cn/officeDocument/2013/wpsCustomData" mc:Ignorable="w14 w15 wp14">
+  <w:footnote w:type="separator" w:id="0">
+    <w:p>
+      <w:pPr>
+        <w:spacing w:before="0" w:after="0" w:line="259" w:lineRule="auto"/>
+      </w:pPr>
+      <w:r>
+        <w:separator/>
+      </w:r>
+    </w:p>
+  </w:footnote>
+  <w:footnote w:type="continuationSeparator" w:id="1">
+    <w:p>
+      <w:pPr>
+        <w:spacing w:before="0" w:after="0" w:line="259" w:lineRule="auto"/>
+      </w:pPr>
+      <w:r>
+        <w:continuationSeparator/>
+      </w:r>
+    </w:p>
+  </w:footnote>
+</w:footnotes>
+</file>
+
 <file path=word/numbering.xml><?xml version="1.0" encoding="utf-8"?>
-<w:numbering xmlns:wpc="http://schemas.microsoft.com/office/word/2010/wordprocessingCanvas" xmlns:cx="http://schemas.microsoft.com/office/drawing/2014/chartex" xmlns:cx1="http://schemas.microsoft.com/office/drawing/2015/9/8/chartex" xmlns:cx2="http://schemas.microsoft.com/office/drawing/2015/10/21/chartex" xmlns:cx3="http://schemas.microsoft.com/office/drawing/2016/5/9/chartex" xmlns:cx4="http://schemas.microsoft.com/office/drawing/2016/5/10/chartex" xmlns:cx5="http://schemas.microsoft.com/office/drawing/2016/5/11/chartex" xmlns:cx6="http://schemas.microsoft.com/office/drawing/2016/5/12/chartex" xmlns:cx7="http://schemas.microsoft.com/office/drawing/2016/5/13/chartex" xmlns:cx8="http://schemas.microsoft.com/office/drawing/2016/5/14/chartex" xmlns:mc="http://schemas.openxmlformats.org/markup-compatibility/2006" xmlns:aink="http://schemas.microsoft.com/office/drawing/2016/ink" xmlns:am3d="http://schemas.microsoft.com/office/drawing/2017/model3d" xmlns:o="urn:schemas-microsoft-com:office:office" xmlns:oel="http://schemas.microsoft.com/office/2019/extlst" xmlns:r="http://schemas.openxmlformats.org/officeDocument/2006/relationships" xmlns:m="http://schemas.openxmlformats.org/officeDocument/2006/math" xmlns:v="urn:schemas-microsoft-com:vml" xmlns:wp14="http://schemas.microsoft.com/office/word/2010/wordprocessingDrawing" xmlns:wp="http://schemas.openxmlformats.org/drawingml/2006/wordprocessingDrawing" xmlns:w10="urn:schemas-microsoft-com:office:word" xmlns:w="http://schemas.openxmlformats.org/wordprocessingml/2006/main" xmlns:w14="http://schemas.microsoft.com/office/word/2010/wordml" xmlns:w15="http://schemas.microsoft.com/office/word/2012/wordml" xmlns:w16cex="http://schemas.microsoft.com/office/word/2018/wordml/cex" xmlns:w16cid="http://schemas.microsoft.com/office/word/2016/wordml/cid" xmlns:w16="http://schemas.microsoft.com/office/word/2018/wordml" xmlns:w16sdtdh="http://schemas.microsoft.com/office/word/2020/wordml/sdtdatahash" xmlns:w16se="http://schemas.microsoft.com/office/word/2015/wordml/symex" xmlns:wpg="http://schemas.microsoft.com/office/word/2010/wordprocessingGroup" xmlns:wpi="http://schemas.microsoft.com/office/word/2010/wordprocessingInk" xmlns:wne="http://schemas.microsoft.com/office/word/2006/wordml" xmlns:wps="http://schemas.microsoft.com/office/word/2010/wordprocessingShape" mc:Ignorable="w14 w15 w16se w16cid w16 w16cex w16sdtdh wp14">
-  <w:abstractNum w:abstractNumId="0" w15:restartNumberingAfterBreak="0">
+<w:numbering xmlns:wpc="http://schemas.microsoft.com/office/word/2010/wordprocessingCanvas" xmlns:mc="http://schemas.openxmlformats.org/markup-compatibility/2006" xmlns:o="urn:schemas-microsoft-com:office:office" xmlns:r="http://schemas.openxmlformats.org/officeDocument/2006/relationships" xmlns:m="http://schemas.openxmlformats.org/officeDocument/2006/math" xmlns:v="urn:schemas-microsoft-com:vml" xmlns:wp14="http://schemas.microsoft.com/office/word/2010/wordprocessingDrawing" xmlns:wp="http://schemas.openxmlformats.org/drawingml/2006/wordprocessingDrawing" xmlns:w10="urn:schemas-microsoft-com:office:word" xmlns:w="http://schemas.openxmlformats.org/wordprocessingml/2006/main" xmlns:w14="http://schemas.microsoft.com/office/word/2010/wordml" xmlns:wpg="http://schemas.microsoft.com/office/word/2010/wordprocessingGroup" xmlns:wpi="http://schemas.microsoft.com/office/word/2010/wordprocessingInk" xmlns:wne="http://schemas.microsoft.com/office/word/2006/wordml" xmlns:wps="http://schemas.microsoft.com/office/word/2010/wordprocessingShape" xmlns:wpsCustomData="http://www.wps.cn/officeDocument/2013/wpsCustomData" mc:Ignorable="w14 wp14">
+  <w:abstractNum w:abstractNumId="0">
     <w:nsid w:val="6C3A4E2E"/>
-    <w:multiLevelType w:val="hybridMultilevel"/>
-    <w:tmpl w:val="1BEEBFB0"/>
-    <w:lvl w:ilvl="0" w:tplc="0419000F">
+    <w:multiLevelType w:val="multilevel"/>
+    <w:tmpl w:val="6C3A4E2E"/>
+    <w:lvl w:ilvl="0" w:tentative="0">
       <w:start w:val="1"/>
       <w:numFmt w:val="decimal"/>
       <w:lvlText w:val="%1."/>
@@ -749,7 +776,7 @@
         <w:rFonts w:hint="default"/>
       </w:rPr>
     </w:lvl>
-    <w:lvl w:ilvl="1" w:tplc="04190019" w:tentative="1">
+    <w:lvl w:ilvl="1" w:tentative="0">
       <w:start w:val="1"/>
       <w:numFmt w:val="lowerLetter"/>
       <w:lvlText w:val="%2."/>
@@ -758,7 +785,7 @@
         <w:ind w:left="1440" w:hanging="360"/>
       </w:pPr>
     </w:lvl>
-    <w:lvl w:ilvl="2" w:tplc="0419001B" w:tentative="1">
+    <w:lvl w:ilvl="2" w:tentative="0">
       <w:start w:val="1"/>
       <w:numFmt w:val="lowerRoman"/>
       <w:lvlText w:val="%3."/>
@@ -767,7 +794,7 @@
         <w:ind w:left="2160" w:hanging="180"/>
       </w:pPr>
     </w:lvl>
-    <w:lvl w:ilvl="3" w:tplc="0419000F" w:tentative="1">
+    <w:lvl w:ilvl="3" w:tentative="0">
       <w:start w:val="1"/>
       <w:numFmt w:val="decimal"/>
       <w:lvlText w:val="%4."/>
@@ -776,7 +803,7 @@
         <w:ind w:left="2880" w:hanging="360"/>
       </w:pPr>
     </w:lvl>
-    <w:lvl w:ilvl="4" w:tplc="04190019" w:tentative="1">
+    <w:lvl w:ilvl="4" w:tentative="0">
       <w:start w:val="1"/>
       <w:numFmt w:val="lowerLetter"/>
       <w:lvlText w:val="%5."/>
@@ -785,7 +812,7 @@
         <w:ind w:left="3600" w:hanging="360"/>
       </w:pPr>
     </w:lvl>
-    <w:lvl w:ilvl="5" w:tplc="0419001B" w:tentative="1">
+    <w:lvl w:ilvl="5" w:tentative="0">
       <w:start w:val="1"/>
       <w:numFmt w:val="lowerRoman"/>
       <w:lvlText w:val="%6."/>
@@ -794,7 +821,7 @@
         <w:ind w:left="4320" w:hanging="180"/>
       </w:pPr>
     </w:lvl>
-    <w:lvl w:ilvl="6" w:tplc="0419000F" w:tentative="1">
+    <w:lvl w:ilvl="6" w:tentative="0">
       <w:start w:val="1"/>
       <w:numFmt w:val="decimal"/>
       <w:lvlText w:val="%7."/>
@@ -803,7 +830,7 @@
         <w:ind w:left="5040" w:hanging="360"/>
       </w:pPr>
     </w:lvl>
-    <w:lvl w:ilvl="7" w:tplc="04190019" w:tentative="1">
+    <w:lvl w:ilvl="7" w:tentative="0">
       <w:start w:val="1"/>
       <w:numFmt w:val="lowerLetter"/>
       <w:lvlText w:val="%8."/>
@@ -812,7 +839,7 @@
         <w:ind w:left="5760" w:hanging="360"/>
       </w:pPr>
     </w:lvl>
-    <w:lvl w:ilvl="8" w:tplc="0419001B" w:tentative="1">
+    <w:lvl w:ilvl="8" w:tentative="0">
       <w:start w:val="1"/>
       <w:numFmt w:val="lowerRoman"/>
       <w:lvlText w:val="%9."/>
@@ -822,425 +849,298 @@
       </w:pPr>
     </w:lvl>
   </w:abstractNum>
-  <w:num w:numId="1" w16cid:durableId="272371072">
+  <w:num w:numId="1">
     <w:abstractNumId w:val="0"/>
   </w:num>
 </w:numbering>
 </file>
 
 <file path=word/styles.xml><?xml version="1.0" encoding="utf-8"?>
-<w:styles xmlns:mc="http://schemas.openxmlformats.org/markup-compatibility/2006" xmlns:r="http://schemas.openxmlformats.org/officeDocument/2006/relationships" xmlns:w="http://schemas.openxmlformats.org/wordprocessingml/2006/main" xmlns:w14="http://schemas.microsoft.com/office/word/2010/wordml" xmlns:w15="http://schemas.microsoft.com/office/word/2012/wordml" xmlns:w16cex="http://schemas.microsoft.com/office/word/2018/wordml/cex" xmlns:w16cid="http://schemas.microsoft.com/office/word/2016/wordml/cid" xmlns:w16="http://schemas.microsoft.com/office/word/2018/wordml" xmlns:w16sdtdh="http://schemas.microsoft.com/office/word/2020/wordml/sdtdatahash" xmlns:w16se="http://schemas.microsoft.com/office/word/2015/wordml/symex" mc:Ignorable="w14 w15 w16se w16cid w16 w16cex w16sdtdh">
+<w:styles xmlns:mc="http://schemas.openxmlformats.org/markup-compatibility/2006" xmlns:o="urn:schemas-microsoft-com:office:office" xmlns:r="http://schemas.openxmlformats.org/officeDocument/2006/relationships" xmlns:m="http://schemas.openxmlformats.org/officeDocument/2006/math" xmlns:v="urn:schemas-microsoft-com:vml" xmlns:w="http://schemas.openxmlformats.org/wordprocessingml/2006/main" xmlns:w14="http://schemas.microsoft.com/office/word/2010/wordml" xmlns:w10="urn:schemas-microsoft-com:office:word" xmlns:sl="http://schemas.openxmlformats.org/schemaLibrary/2006/main" xmlns:wpsCustomData="http://www.wps.cn/officeDocument/2013/wpsCustomData" mc:Ignorable="w14">
   <w:docDefaults>
     <w:rPrDefault>
       <w:rPr>
-        <w:rFonts w:asciiTheme="minorHAnsi" w:eastAsiaTheme="minorHAnsi" w:hAnsiTheme="minorHAnsi" w:cstheme="minorBidi"/>
-        <w:kern w:val="2"/>
-        <w:sz w:val="22"/>
-        <w:szCs w:val="22"/>
-        <w:lang w:val="ru-RU" w:eastAsia="en-US" w:bidi="ar-SA"/>
-        <w14:ligatures w14:val="standardContextual"/>
+        <w:rFonts w:asciiTheme="minorHAnsi" w:hAnsiTheme="minorHAnsi" w:eastAsiaTheme="minorHAnsi" w:cstheme="minorBidi"/>
       </w:rPr>
     </w:rPrDefault>
-    <w:pPrDefault>
-      <w:pPr>
-        <w:spacing w:after="160" w:line="259" w:lineRule="auto"/>
-      </w:pPr>
-    </w:pPrDefault>
+    <w:pPrDefault/>
   </w:docDefaults>
-  <w:latentStyles w:defLockedState="0" w:defUIPriority="99" w:defSemiHidden="0" w:defUnhideWhenUsed="0" w:defQFormat="0" w:count="376">
-    <w:lsdException w:name="Normal" w:uiPriority="0" w:qFormat="1"/>
-    <w:lsdException w:name="heading 1" w:uiPriority="9" w:qFormat="1"/>
-    <w:lsdException w:name="heading 2" w:semiHidden="1" w:uiPriority="9" w:unhideWhenUsed="1" w:qFormat="1"/>
-    <w:lsdException w:name="heading 3" w:semiHidden="1" w:uiPriority="9" w:unhideWhenUsed="1" w:qFormat="1"/>
-    <w:lsdException w:name="heading 4" w:semiHidden="1" w:uiPriority="9" w:unhideWhenUsed="1" w:qFormat="1"/>
-    <w:lsdException w:name="heading 5" w:semiHidden="1" w:uiPriority="9" w:unhideWhenUsed="1" w:qFormat="1"/>
-    <w:lsdException w:name="heading 6" w:semiHidden="1" w:uiPriority="9" w:unhideWhenUsed="1" w:qFormat="1"/>
-    <w:lsdException w:name="heading 7" w:semiHidden="1" w:uiPriority="9" w:unhideWhenUsed="1" w:qFormat="1"/>
-    <w:lsdException w:name="heading 8" w:semiHidden="1" w:uiPriority="9" w:unhideWhenUsed="1" w:qFormat="1"/>
-    <w:lsdException w:name="heading 9" w:semiHidden="1" w:uiPriority="9" w:unhideWhenUsed="1" w:qFormat="1"/>
-    <w:lsdException w:name="index 1" w:semiHidden="1" w:unhideWhenUsed="1"/>
-    <w:lsdException w:name="index 2" w:semiHidden="1" w:unhideWhenUsed="1"/>
-    <w:lsdException w:name="index 3" w:semiHidden="1" w:unhideWhenUsed="1"/>
-    <w:lsdException w:name="index 4" w:semiHidden="1" w:unhideWhenUsed="1"/>
-    <w:lsdException w:name="index 5" w:semiHidden="1" w:unhideWhenUsed="1"/>
-    <w:lsdException w:name="index 6" w:semiHidden="1" w:unhideWhenUsed="1"/>
-    <w:lsdException w:name="index 7" w:semiHidden="1" w:unhideWhenUsed="1"/>
-    <w:lsdException w:name="index 8" w:semiHidden="1" w:unhideWhenUsed="1"/>
-    <w:lsdException w:name="index 9" w:semiHidden="1" w:unhideWhenUsed="1"/>
-    <w:lsdException w:name="toc 1" w:semiHidden="1" w:uiPriority="39" w:unhideWhenUsed="1"/>
-    <w:lsdException w:name="toc 2" w:semiHidden="1" w:uiPriority="39" w:unhideWhenUsed="1"/>
-    <w:lsdException w:name="toc 3" w:semiHidden="1" w:uiPriority="39" w:unhideWhenUsed="1"/>
-    <w:lsdException w:name="toc 4" w:semiHidden="1" w:uiPriority="39" w:unhideWhenUsed="1"/>
-    <w:lsdException w:name="toc 5" w:semiHidden="1" w:uiPriority="39" w:unhideWhenUsed="1"/>
-    <w:lsdException w:name="toc 6" w:semiHidden="1" w:uiPriority="39" w:unhideWhenUsed="1"/>
-    <w:lsdException w:name="toc 7" w:semiHidden="1" w:uiPriority="39" w:unhideWhenUsed="1"/>
-    <w:lsdException w:name="toc 8" w:semiHidden="1" w:uiPriority="39" w:unhideWhenUsed="1"/>
-    <w:lsdException w:name="toc 9" w:semiHidden="1" w:uiPriority="39" w:unhideWhenUsed="1"/>
-    <w:lsdException w:name="Normal Indent" w:semiHidden="1" w:unhideWhenUsed="1"/>
-    <w:lsdException w:name="footnote text" w:semiHidden="1" w:unhideWhenUsed="1"/>
-    <w:lsdException w:name="annotation text" w:semiHidden="1" w:unhideWhenUsed="1"/>
-    <w:lsdException w:name="header" w:semiHidden="1" w:unhideWhenUsed="1"/>
-    <w:lsdException w:name="footer" w:semiHidden="1" w:unhideWhenUsed="1"/>
-    <w:lsdException w:name="index heading" w:semiHidden="1" w:unhideWhenUsed="1"/>
-    <w:lsdException w:name="caption" w:semiHidden="1" w:uiPriority="35" w:unhideWhenUsed="1" w:qFormat="1"/>
-    <w:lsdException w:name="table of figures" w:semiHidden="1" w:unhideWhenUsed="1"/>
-    <w:lsdException w:name="envelope address" w:semiHidden="1" w:unhideWhenUsed="1"/>
-    <w:lsdException w:name="envelope return" w:semiHidden="1" w:unhideWhenUsed="1"/>
-    <w:lsdException w:name="footnote reference" w:semiHidden="1" w:unhideWhenUsed="1"/>
-    <w:lsdException w:name="annotation reference" w:semiHidden="1" w:unhideWhenUsed="1"/>
-    <w:lsdException w:name="line number" w:semiHidden="1" w:unhideWhenUsed="1"/>
-    <w:lsdException w:name="page number" w:semiHidden="1" w:unhideWhenUsed="1"/>
-    <w:lsdException w:name="endnote reference" w:semiHidden="1" w:unhideWhenUsed="1"/>
-    <w:lsdException w:name="endnote text" w:semiHidden="1" w:unhideWhenUsed="1"/>
-    <w:lsdException w:name="table of authorities" w:semiHidden="1" w:unhideWhenUsed="1"/>
-    <w:lsdException w:name="macro" w:semiHidden="1" w:unhideWhenUsed="1"/>
-    <w:lsdException w:name="toa heading" w:semiHidden="1" w:unhideWhenUsed="1"/>
-    <w:lsdException w:name="List" w:semiHidden="1" w:unhideWhenUsed="1"/>
-    <w:lsdException w:name="List Bullet" w:semiHidden="1" w:unhideWhenUsed="1"/>
-    <w:lsdException w:name="List Number" w:semiHidden="1" w:unhideWhenUsed="1"/>
-    <w:lsdException w:name="List 2" w:semiHidden="1" w:unhideWhenUsed="1"/>
-    <w:lsdException w:name="List 3" w:semiHidden="1" w:unhideWhenUsed="1"/>
-    <w:lsdException w:name="List 4" w:semiHidden="1" w:unhideWhenUsed="1"/>
-    <w:lsdException w:name="List 5" w:semiHidden="1" w:unhideWhenUsed="1"/>
-    <w:lsdException w:name="List Bullet 2" w:semiHidden="1" w:unhideWhenUsed="1"/>
-    <w:lsdException w:name="List Bullet 3" w:semiHidden="1" w:unhideWhenUsed="1"/>
-    <w:lsdException w:name="List Bullet 4" w:semiHidden="1" w:unhideWhenUsed="1"/>
-    <w:lsdException w:name="List Bullet 5" w:semiHidden="1" w:unhideWhenUsed="1"/>
-    <w:lsdException w:name="List Number 2" w:semiHidden="1" w:unhideWhenUsed="1"/>
-    <w:lsdException w:name="List Number 3" w:semiHidden="1" w:unhideWhenUsed="1"/>
-    <w:lsdException w:name="List Number 4" w:semiHidden="1" w:unhideWhenUsed="1"/>
-    <w:lsdException w:name="List Number 5" w:semiHidden="1" w:unhideWhenUsed="1"/>
-    <w:lsdException w:name="Title" w:uiPriority="10" w:qFormat="1"/>
-    <w:lsdException w:name="Closing" w:semiHidden="1" w:unhideWhenUsed="1"/>
-    <w:lsdException w:name="Signature" w:semiHidden="1" w:unhideWhenUsed="1"/>
-    <w:lsdException w:name="Default Paragraph Font" w:semiHidden="1" w:uiPriority="1" w:unhideWhenUsed="1"/>
-    <w:lsdException w:name="Body Text" w:semiHidden="1" w:unhideWhenUsed="1"/>
-    <w:lsdException w:name="Body Text Indent" w:semiHidden="1" w:unhideWhenUsed="1"/>
-    <w:lsdException w:name="List Continue" w:semiHidden="1" w:unhideWhenUsed="1"/>
-    <w:lsdException w:name="List Continue 2" w:semiHidden="1" w:unhideWhenUsed="1"/>
-    <w:lsdException w:name="List Continue 3" w:semiHidden="1" w:unhideWhenUsed="1"/>
-    <w:lsdException w:name="List Continue 4" w:semiHidden="1" w:unhideWhenUsed="1"/>
-    <w:lsdException w:name="List Continue 5" w:semiHidden="1" w:unhideWhenUsed="1"/>
-    <w:lsdException w:name="Message Header" w:semiHidden="1" w:unhideWhenUsed="1"/>
-    <w:lsdException w:name="Subtitle" w:uiPriority="11" w:qFormat="1"/>
-    <w:lsdException w:name="Salutation" w:semiHidden="1" w:unhideWhenUsed="1"/>
-    <w:lsdException w:name="Date" w:semiHidden="1" w:unhideWhenUsed="1"/>
-    <w:lsdException w:name="Body Text First Indent" w:semiHidden="1" w:unhideWhenUsed="1"/>
-    <w:lsdException w:name="Body Text First Indent 2" w:semiHidden="1" w:unhideWhenUsed="1"/>
-    <w:lsdException w:name="Note Heading" w:semiHidden="1" w:unhideWhenUsed="1"/>
-    <w:lsdException w:name="Body Text 2" w:semiHidden="1" w:unhideWhenUsed="1"/>
-    <w:lsdException w:name="Body Text 3" w:semiHidden="1" w:unhideWhenUsed="1"/>
-    <w:lsdException w:name="Body Text Indent 2" w:semiHidden="1" w:unhideWhenUsed="1"/>
-    <w:lsdException w:name="Body Text Indent 3" w:semiHidden="1" w:unhideWhenUsed="1"/>
-    <w:lsdException w:name="Block Text" w:semiHidden="1" w:unhideWhenUsed="1"/>
-    <w:lsdException w:name="Hyperlink" w:semiHidden="1" w:unhideWhenUsed="1"/>
-    <w:lsdException w:name="FollowedHyperlink" w:semiHidden="1" w:unhideWhenUsed="1"/>
-    <w:lsdException w:name="Strong" w:uiPriority="22" w:qFormat="1"/>
-    <w:lsdException w:name="Emphasis" w:uiPriority="20" w:qFormat="1"/>
-    <w:lsdException w:name="Document Map" w:semiHidden="1" w:unhideWhenUsed="1"/>
-    <w:lsdException w:name="Plain Text" w:semiHidden="1" w:unhideWhenUsed="1"/>
-    <w:lsdException w:name="E-mail Signature" w:semiHidden="1" w:unhideWhenUsed="1"/>
-    <w:lsdException w:name="HTML Top of Form" w:semiHidden="1" w:unhideWhenUsed="1"/>
-    <w:lsdException w:name="HTML Bottom of Form" w:semiHidden="1" w:unhideWhenUsed="1"/>
-    <w:lsdException w:name="Normal (Web)" w:semiHidden="1" w:unhideWhenUsed="1"/>
-    <w:lsdException w:name="HTML Acronym" w:semiHidden="1" w:unhideWhenUsed="1"/>
-    <w:lsdException w:name="HTML Address" w:semiHidden="1" w:unhideWhenUsed="1"/>
-    <w:lsdException w:name="HTML Cite" w:semiHidden="1" w:unhideWhenUsed="1"/>
-    <w:lsdException w:name="HTML Code" w:semiHidden="1" w:unhideWhenUsed="1"/>
-    <w:lsdException w:name="HTML Definition" w:semiHidden="1" w:unhideWhenUsed="1"/>
-    <w:lsdException w:name="HTML Keyboard" w:semiHidden="1" w:unhideWhenUsed="1"/>
-    <w:lsdException w:name="HTML Preformatted" w:semiHidden="1" w:unhideWhenUsed="1"/>
-    <w:lsdException w:name="HTML Sample" w:semiHidden="1" w:unhideWhenUsed="1"/>
-    <w:lsdException w:name="HTML Typewriter" w:semiHidden="1" w:unhideWhenUsed="1"/>
-    <w:lsdException w:name="HTML Variable" w:semiHidden="1" w:unhideWhenUsed="1"/>
-    <w:lsdException w:name="Normal Table" w:semiHidden="1" w:unhideWhenUsed="1"/>
-    <w:lsdException w:name="annotation subject" w:semiHidden="1" w:unhideWhenUsed="1"/>
-    <w:lsdException w:name="No List" w:semiHidden="1" w:unhideWhenUsed="1"/>
-    <w:lsdException w:name="Outline List 1" w:semiHidden="1" w:unhideWhenUsed="1"/>
-    <w:lsdException w:name="Outline List 2" w:semiHidden="1" w:unhideWhenUsed="1"/>
-    <w:lsdException w:name="Outline List 3" w:semiHidden="1" w:unhideWhenUsed="1"/>
-    <w:lsdException w:name="Table Simple 1" w:semiHidden="1" w:unhideWhenUsed="1"/>
-    <w:lsdException w:name="Table Simple 2" w:semiHidden="1" w:unhideWhenUsed="1"/>
-    <w:lsdException w:name="Table Simple 3" w:semiHidden="1" w:unhideWhenUsed="1"/>
-    <w:lsdException w:name="Table Classic 1" w:semiHidden="1" w:unhideWhenUsed="1"/>
-    <w:lsdException w:name="Table Classic 2" w:semiHidden="1" w:unhideWhenUsed="1"/>
-    <w:lsdException w:name="Table Classic 3" w:semiHidden="1" w:unhideWhenUsed="1"/>
-    <w:lsdException w:name="Table Classic 4" w:semiHidden="1" w:unhideWhenUsed="1"/>
-    <w:lsdException w:name="Table Colorful 1" w:semiHidden="1" w:unhideWhenUsed="1"/>
-    <w:lsdException w:name="Table Colorful 2" w:semiHidden="1" w:unhideWhenUsed="1"/>
-    <w:lsdException w:name="Table Colorful 3" w:semiHidden="1" w:unhideWhenUsed="1"/>
-    <w:lsdException w:name="Table Columns 1" w:semiHidden="1" w:unhideWhenUsed="1"/>
-    <w:lsdException w:name="Table Columns 2" w:semiHidden="1" w:unhideWhenUsed="1"/>
-    <w:lsdException w:name="Table Columns 3" w:semiHidden="1" w:unhideWhenUsed="1"/>
-    <w:lsdException w:name="Table Columns 4" w:semiHidden="1" w:unhideWhenUsed="1"/>
-    <w:lsdException w:name="Table Columns 5" w:semiHidden="1" w:unhideWhenUsed="1"/>
-    <w:lsdException w:name="Table Grid 1" w:semiHidden="1" w:unhideWhenUsed="1"/>
-    <w:lsdException w:name="Table Grid 2" w:semiHidden="1" w:unhideWhenUsed="1"/>
-    <w:lsdException w:name="Table Grid 3" w:semiHidden="1" w:unhideWhenUsed="1"/>
-    <w:lsdException w:name="Table Grid 4" w:semiHidden="1" w:unhideWhenUsed="1"/>
-    <w:lsdException w:name="Table Grid 5" w:semiHidden="1" w:unhideWhenUsed="1"/>
-    <w:lsdException w:name="Table Grid 6" w:semiHidden="1" w:unhideWhenUsed="1"/>
-    <w:lsdException w:name="Table Grid 7" w:semiHidden="1" w:unhideWhenUsed="1"/>
-    <w:lsdException w:name="Table Grid 8" w:semiHidden="1" w:unhideWhenUsed="1"/>
-    <w:lsdException w:name="Table List 1" w:semiHidden="1" w:unhideWhenUsed="1"/>
-    <w:lsdException w:name="Table List 2" w:semiHidden="1" w:unhideWhenUsed="1"/>
-    <w:lsdException w:name="Table List 3" w:semiHidden="1" w:unhideWhenUsed="1"/>
-    <w:lsdException w:name="Table List 4" w:semiHidden="1" w:unhideWhenUsed="1"/>
-    <w:lsdException w:name="Table List 5" w:semiHidden="1" w:unhideWhenUsed="1"/>
-    <w:lsdException w:name="Table List 6" w:semiHidden="1" w:unhideWhenUsed="1"/>
-    <w:lsdException w:name="Table List 7" w:semiHidden="1" w:unhideWhenUsed="1"/>
-    <w:lsdException w:name="Table List 8" w:semiHidden="1" w:unhideWhenUsed="1"/>
-    <w:lsdException w:name="Table 3D effects 1" w:semiHidden="1" w:unhideWhenUsed="1"/>
-    <w:lsdException w:name="Table 3D effects 2" w:semiHidden="1" w:unhideWhenUsed="1"/>
-    <w:lsdException w:name="Table 3D effects 3" w:semiHidden="1" w:unhideWhenUsed="1"/>
-    <w:lsdException w:name="Table Contemporary" w:semiHidden="1" w:unhideWhenUsed="1"/>
-    <w:lsdException w:name="Table Elegant" w:semiHidden="1" w:unhideWhenUsed="1"/>
-    <w:lsdException w:name="Table Professional" w:semiHidden="1" w:unhideWhenUsed="1"/>
-    <w:lsdException w:name="Table Subtle 1" w:semiHidden="1" w:unhideWhenUsed="1"/>
-    <w:lsdException w:name="Table Subtle 2" w:semiHidden="1" w:unhideWhenUsed="1"/>
-    <w:lsdException w:name="Table Web 1" w:semiHidden="1" w:unhideWhenUsed="1"/>
-    <w:lsdException w:name="Table Web 2" w:semiHidden="1" w:unhideWhenUsed="1"/>
-    <w:lsdException w:name="Table Web 3" w:semiHidden="1" w:unhideWhenUsed="1"/>
-    <w:lsdException w:name="Balloon Text" w:semiHidden="1" w:unhideWhenUsed="1"/>
-    <w:lsdException w:name="Table Grid" w:uiPriority="39"/>
-    <w:lsdException w:name="Table Theme" w:semiHidden="1" w:unhideWhenUsed="1"/>
-    <w:lsdException w:name="Placeholder Text" w:semiHidden="1"/>
-    <w:lsdException w:name="No Spacing" w:uiPriority="1" w:qFormat="1"/>
-    <w:lsdException w:name="Light Shading" w:uiPriority="60"/>
-    <w:lsdException w:name="Light List" w:uiPriority="61"/>
-    <w:lsdException w:name="Light Grid" w:uiPriority="62"/>
-    <w:lsdException w:name="Medium Shading 1" w:uiPriority="63"/>
-    <w:lsdException w:name="Medium Shading 2" w:uiPriority="64"/>
-    <w:lsdException w:name="Medium List 1" w:uiPriority="65"/>
-    <w:lsdException w:name="Medium List 2" w:uiPriority="66"/>
-    <w:lsdException w:name="Medium Grid 1" w:uiPriority="67"/>
-    <w:lsdException w:name="Medium Grid 2" w:uiPriority="68"/>
-    <w:lsdException w:name="Medium Grid 3" w:uiPriority="69"/>
-    <w:lsdException w:name="Dark List" w:uiPriority="70"/>
-    <w:lsdException w:name="Colorful Shading" w:uiPriority="71"/>
-    <w:lsdException w:name="Colorful List" w:uiPriority="72"/>
-    <w:lsdException w:name="Colorful Grid" w:uiPriority="73"/>
-    <w:lsdException w:name="Light Shading Accent 1" w:uiPriority="60"/>
-    <w:lsdException w:name="Light List Accent 1" w:uiPriority="61"/>
-    <w:lsdException w:name="Light Grid Accent 1" w:uiPriority="62"/>
-    <w:lsdException w:name="Medium Shading 1 Accent 1" w:uiPriority="63"/>
-    <w:lsdException w:name="Medium Shading 2 Accent 1" w:uiPriority="64"/>
-    <w:lsdException w:name="Medium List 1 Accent 1" w:uiPriority="65"/>
-    <w:lsdException w:name="Revision" w:semiHidden="1"/>
-    <w:lsdException w:name="List Paragraph" w:uiPriority="34" w:qFormat="1"/>
-    <w:lsdException w:name="Quote" w:uiPriority="29" w:qFormat="1"/>
-    <w:lsdException w:name="Intense Quote" w:uiPriority="30" w:qFormat="1"/>
-    <w:lsdException w:name="Medium List 2 Accent 1" w:uiPriority="66"/>
-    <w:lsdException w:name="Medium Grid 1 Accent 1" w:uiPriority="67"/>
-    <w:lsdException w:name="Medium Grid 2 Accent 1" w:uiPriority="68"/>
-    <w:lsdException w:name="Medium Grid 3 Accent 1" w:uiPriority="69"/>
-    <w:lsdException w:name="Dark List Accent 1" w:uiPriority="70"/>
-    <w:lsdException w:name="Colorful Shading Accent 1" w:uiPriority="71"/>
-    <w:lsdException w:name="Colorful List Accent 1" w:uiPriority="72"/>
-    <w:lsdException w:name="Colorful Grid Accent 1" w:uiPriority="73"/>
-    <w:lsdException w:name="Light Shading Accent 2" w:uiPriority="60"/>
-    <w:lsdException w:name="Light List Accent 2" w:uiPriority="61"/>
-    <w:lsdException w:name="Light Grid Accent 2" w:uiPriority="62"/>
-    <w:lsdException w:name="Medium Shading 1 Accent 2" w:uiPriority="63"/>
-    <w:lsdException w:name="Medium Shading 2 Accent 2" w:uiPriority="64"/>
-    <w:lsdException w:name="Medium List 1 Accent 2" w:uiPriority="65"/>
-    <w:lsdException w:name="Medium List 2 Accent 2" w:uiPriority="66"/>
-    <w:lsdException w:name="Medium Grid 1 Accent 2" w:uiPriority="67"/>
-    <w:lsdException w:name="Medium Grid 2 Accent 2" w:uiPriority="68"/>
-    <w:lsdException w:name="Medium Grid 3 Accent 2" w:uiPriority="69"/>
-    <w:lsdException w:name="Dark List Accent 2" w:uiPriority="70"/>
-    <w:lsdException w:name="Colorful Shading Accent 2" w:uiPriority="71"/>
-    <w:lsdException w:name="Colorful List Accent 2" w:uiPriority="72"/>
-    <w:lsdException w:name="Colorful Grid Accent 2" w:uiPriority="73"/>
-    <w:lsdException w:name="Light Shading Accent 3" w:uiPriority="60"/>
-    <w:lsdException w:name="Light List Accent 3" w:uiPriority="61"/>
-    <w:lsdException w:name="Light Grid Accent 3" w:uiPriority="62"/>
-    <w:lsdException w:name="Medium Shading 1 Accent 3" w:uiPriority="63"/>
-    <w:lsdException w:name="Medium Shading 2 Accent 3" w:uiPriority="64"/>
-    <w:lsdException w:name="Medium List 1 Accent 3" w:uiPriority="65"/>
-    <w:lsdException w:name="Medium List 2 Accent 3" w:uiPriority="66"/>
-    <w:lsdException w:name="Medium Grid 1 Accent 3" w:uiPriority="67"/>
-    <w:lsdException w:name="Medium Grid 2 Accent 3" w:uiPriority="68"/>
-    <w:lsdException w:name="Medium Grid 3 Accent 3" w:uiPriority="69"/>
-    <w:lsdException w:name="Dark List Accent 3" w:uiPriority="70"/>
-    <w:lsdException w:name="Colorful Shading Accent 3" w:uiPriority="71"/>
-    <w:lsdException w:name="Colorful List Accent 3" w:uiPriority="72"/>
-    <w:lsdException w:name="Colorful Grid Accent 3" w:uiPriority="73"/>
-    <w:lsdException w:name="Light Shading Accent 4" w:uiPriority="60"/>
-    <w:lsdException w:name="Light List Accent 4" w:uiPriority="61"/>
-    <w:lsdException w:name="Light Grid Accent 4" w:uiPriority="62"/>
-    <w:lsdException w:name="Medium Shading 1 Accent 4" w:uiPriority="63"/>
-    <w:lsdException w:name="Medium Shading 2 Accent 4" w:uiPriority="64"/>
-    <w:lsdException w:name="Medium List 1 Accent 4" w:uiPriority="65"/>
-    <w:lsdException w:name="Medium List 2 Accent 4" w:uiPriority="66"/>
-    <w:lsdException w:name="Medium Grid 1 Accent 4" w:uiPriority="67"/>
-    <w:lsdException w:name="Medium Grid 2 Accent 4" w:uiPriority="68"/>
-    <w:lsdException w:name="Medium Grid 3 Accent 4" w:uiPriority="69"/>
-    <w:lsdException w:name="Dark List Accent 4" w:uiPriority="70"/>
-    <w:lsdException w:name="Colorful Shading Accent 4" w:uiPriority="71"/>
-    <w:lsdException w:name="Colorful List Accent 4" w:uiPriority="72"/>
-    <w:lsdException w:name="Colorful Grid Accent 4" w:uiPriority="73"/>
-    <w:lsdException w:name="Light Shading Accent 5" w:uiPriority="60"/>
-    <w:lsdException w:name="Light List Accent 5" w:uiPriority="61"/>
-    <w:lsdException w:name="Light Grid Accent 5" w:uiPriority="62"/>
-    <w:lsdException w:name="Medium Shading 1 Accent 5" w:uiPriority="63"/>
-    <w:lsdException w:name="Medium Shading 2 Accent 5" w:uiPriority="64"/>
-    <w:lsdException w:name="Medium List 1 Accent 5" w:uiPriority="65"/>
-    <w:lsdException w:name="Medium List 2 Accent 5" w:uiPriority="66"/>
-    <w:lsdException w:name="Medium Grid 1 Accent 5" w:uiPriority="67"/>
-    <w:lsdException w:name="Medium Grid 2 Accent 5" w:uiPriority="68"/>
-    <w:lsdException w:name="Medium Grid 3 Accent 5" w:uiPriority="69"/>
-    <w:lsdException w:name="Dark List Accent 5" w:uiPriority="70"/>
-    <w:lsdException w:name="Colorful Shading Accent 5" w:uiPriority="71"/>
-    <w:lsdException w:name="Colorful List Accent 5" w:uiPriority="72"/>
-    <w:lsdException w:name="Colorful Grid Accent 5" w:uiPriority="73"/>
-    <w:lsdException w:name="Light Shading Accent 6" w:uiPriority="60"/>
-    <w:lsdException w:name="Light List Accent 6" w:uiPriority="61"/>
-    <w:lsdException w:name="Light Grid Accent 6" w:uiPriority="62"/>
-    <w:lsdException w:name="Medium Shading 1 Accent 6" w:uiPriority="63"/>
-    <w:lsdException w:name="Medium Shading 2 Accent 6" w:uiPriority="64"/>
-    <w:lsdException w:name="Medium List 1 Accent 6" w:uiPriority="65"/>
-    <w:lsdException w:name="Medium List 2 Accent 6" w:uiPriority="66"/>
-    <w:lsdException w:name="Medium Grid 1 Accent 6" w:uiPriority="67"/>
-    <w:lsdException w:name="Medium Grid 2 Accent 6" w:uiPriority="68"/>
-    <w:lsdException w:name="Medium Grid 3 Accent 6" w:uiPriority="69"/>
-    <w:lsdException w:name="Dark List Accent 6" w:uiPriority="70"/>
-    <w:lsdException w:name="Colorful Shading Accent 6" w:uiPriority="71"/>
-    <w:lsdException w:name="Colorful List Accent 6" w:uiPriority="72"/>
-    <w:lsdException w:name="Colorful Grid Accent 6" w:uiPriority="73"/>
-    <w:lsdException w:name="Subtle Emphasis" w:uiPriority="19" w:qFormat="1"/>
-    <w:lsdException w:name="Intense Emphasis" w:uiPriority="21" w:qFormat="1"/>
-    <w:lsdException w:name="Subtle Reference" w:uiPriority="31" w:qFormat="1"/>
-    <w:lsdException w:name="Intense Reference" w:uiPriority="32" w:qFormat="1"/>
-    <w:lsdException w:name="Book Title" w:uiPriority="33" w:qFormat="1"/>
-    <w:lsdException w:name="Bibliography" w:semiHidden="1" w:uiPriority="37" w:unhideWhenUsed="1"/>
-    <w:lsdException w:name="TOC Heading" w:semiHidden="1" w:uiPriority="39" w:unhideWhenUsed="1" w:qFormat="1"/>
-    <w:lsdException w:name="Plain Table 1" w:uiPriority="41"/>
-    <w:lsdException w:name="Plain Table 2" w:uiPriority="42"/>
-    <w:lsdException w:name="Plain Table 3" w:uiPriority="43"/>
-    <w:lsdException w:name="Plain Table 4" w:uiPriority="44"/>
-    <w:lsdException w:name="Plain Table 5" w:uiPriority="45"/>
-    <w:lsdException w:name="Grid Table Light" w:uiPriority="40"/>
-    <w:lsdException w:name="Grid Table 1 Light" w:uiPriority="46"/>
-    <w:lsdException w:name="Grid Table 2" w:uiPriority="47"/>
-    <w:lsdException w:name="Grid Table 3" w:uiPriority="48"/>
-    <w:lsdException w:name="Grid Table 4" w:uiPriority="49"/>
-    <w:lsdException w:name="Grid Table 5 Dark" w:uiPriority="50"/>
-    <w:lsdException w:name="Grid Table 6 Colorful" w:uiPriority="51"/>
-    <w:lsdException w:name="Grid Table 7 Colorful" w:uiPriority="52"/>
-    <w:lsdException w:name="Grid Table 1 Light Accent 1" w:uiPriority="46"/>
-    <w:lsdException w:name="Grid Table 2 Accent 1" w:uiPriority="47"/>
-    <w:lsdException w:name="Grid Table 3 Accent 1" w:uiPriority="48"/>
-    <w:lsdException w:name="Grid Table 4 Accent 1" w:uiPriority="49"/>
-    <w:lsdException w:name="Grid Table 5 Dark Accent 1" w:uiPriority="50"/>
-    <w:lsdException w:name="Grid Table 6 Colorful Accent 1" w:uiPriority="51"/>
-    <w:lsdException w:name="Grid Table 7 Colorful Accent 1" w:uiPriority="52"/>
-    <w:lsdException w:name="Grid Table 1 Light Accent 2" w:uiPriority="46"/>
-    <w:lsdException w:name="Grid Table 2 Accent 2" w:uiPriority="47"/>
-    <w:lsdException w:name="Grid Table 3 Accent 2" w:uiPriority="48"/>
-    <w:lsdException w:name="Grid Table 4 Accent 2" w:uiPriority="49"/>
-    <w:lsdException w:name="Grid Table 5 Dark Accent 2" w:uiPriority="50"/>
-    <w:lsdException w:name="Grid Table 6 Colorful Accent 2" w:uiPriority="51"/>
-    <w:lsdException w:name="Grid Table 7 Colorful Accent 2" w:uiPriority="52"/>
-    <w:lsdException w:name="Grid Table 1 Light Accent 3" w:uiPriority="46"/>
-    <w:lsdException w:name="Grid Table 2 Accent 3" w:uiPriority="47"/>
-    <w:lsdException w:name="Grid Table 3 Accent 3" w:uiPriority="48"/>
-    <w:lsdException w:name="Grid Table 4 Accent 3" w:uiPriority="49"/>
-    <w:lsdException w:name="Grid Table 5 Dark Accent 3" w:uiPriority="50"/>
-    <w:lsdException w:name="Grid Table 6 Colorful Accent 3" w:uiPriority="51"/>
-    <w:lsdException w:name="Grid Table 7 Colorful Accent 3" w:uiPriority="52"/>
-    <w:lsdException w:name="Grid Table 1 Light Accent 4" w:uiPriority="46"/>
-    <w:lsdException w:name="Grid Table 2 Accent 4" w:uiPriority="47"/>
-    <w:lsdException w:name="Grid Table 3 Accent 4" w:uiPriority="48"/>
-    <w:lsdException w:name="Grid Table 4 Accent 4" w:uiPriority="49"/>
-    <w:lsdException w:name="Grid Table 5 Dark Accent 4" w:uiPriority="50"/>
-    <w:lsdException w:name="Grid Table 6 Colorful Accent 4" w:uiPriority="51"/>
-    <w:lsdException w:name="Grid Table 7 Colorful Accent 4" w:uiPriority="52"/>
-    <w:lsdException w:name="Grid Table 1 Light Accent 5" w:uiPriority="46"/>
-    <w:lsdException w:name="Grid Table 2 Accent 5" w:uiPriority="47"/>
-    <w:lsdException w:name="Grid Table 3 Accent 5" w:uiPriority="48"/>
-    <w:lsdException w:name="Grid Table 4 Accent 5" w:uiPriority="49"/>
-    <w:lsdException w:name="Grid Table 5 Dark Accent 5" w:uiPriority="50"/>
-    <w:lsdException w:name="Grid Table 6 Colorful Accent 5" w:uiPriority="51"/>
-    <w:lsdException w:name="Grid Table 7 Colorful Accent 5" w:uiPriority="52"/>
-    <w:lsdException w:name="Grid Table 1 Light Accent 6" w:uiPriority="46"/>
-    <w:lsdException w:name="Grid Table 2 Accent 6" w:uiPriority="47"/>
-    <w:lsdException w:name="Grid Table 3 Accent 6" w:uiPriority="48"/>
-    <w:lsdException w:name="Grid Table 4 Accent 6" w:uiPriority="49"/>
-    <w:lsdException w:name="Grid Table 5 Dark Accent 6" w:uiPriority="50"/>
-    <w:lsdException w:name="Grid Table 6 Colorful Accent 6" w:uiPriority="51"/>
-    <w:lsdException w:name="Grid Table 7 Colorful Accent 6" w:uiPriority="52"/>
-    <w:lsdException w:name="List Table 1 Light" w:uiPriority="46"/>
-    <w:lsdException w:name="List Table 2" w:uiPriority="47"/>
-    <w:lsdException w:name="List Table 3" w:uiPriority="48"/>
-    <w:lsdException w:name="List Table 4" w:uiPriority="49"/>
-    <w:lsdException w:name="List Table 5 Dark" w:uiPriority="50"/>
-    <w:lsdException w:name="List Table 6 Colorful" w:uiPriority="51"/>
-    <w:lsdException w:name="List Table 7 Colorful" w:uiPriority="52"/>
-    <w:lsdException w:name="List Table 1 Light Accent 1" w:uiPriority="46"/>
-    <w:lsdException w:name="List Table 2 Accent 1" w:uiPriority="47"/>
-    <w:lsdException w:name="List Table 3 Accent 1" w:uiPriority="48"/>
-    <w:lsdException w:name="List Table 4 Accent 1" w:uiPriority="49"/>
-    <w:lsdException w:name="List Table 5 Dark Accent 1" w:uiPriority="50"/>
-    <w:lsdException w:name="List Table 6 Colorful Accent 1" w:uiPriority="51"/>
-    <w:lsdException w:name="List Table 7 Colorful Accent 1" w:uiPriority="52"/>
-    <w:lsdException w:name="List Table 1 Light Accent 2" w:uiPriority="46"/>
-    <w:lsdException w:name="List Table 2 Accent 2" w:uiPriority="47"/>
-    <w:lsdException w:name="List Table 3 Accent 2" w:uiPriority="48"/>
-    <w:lsdException w:name="List Table 4 Accent 2" w:uiPriority="49"/>
-    <w:lsdException w:name="List Table 5 Dark Accent 2" w:uiPriority="50"/>
-    <w:lsdException w:name="List Table 6 Colorful Accent 2" w:uiPriority="51"/>
-    <w:lsdException w:name="List Table 7 Colorful Accent 2" w:uiPriority="52"/>
-    <w:lsdException w:name="List Table 1 Light Accent 3" w:uiPriority="46"/>
-    <w:lsdException w:name="List Table 2 Accent 3" w:uiPriority="47"/>
-    <w:lsdException w:name="List Table 3 Accent 3" w:uiPriority="48"/>
-    <w:lsdException w:name="List Table 4 Accent 3" w:uiPriority="49"/>
-    <w:lsdException w:name="List Table 5 Dark Accent 3" w:uiPriority="50"/>
-    <w:lsdException w:name="List Table 6 Colorful Accent 3" w:uiPriority="51"/>
-    <w:lsdException w:name="List Table 7 Colorful Accent 3" w:uiPriority="52"/>
-    <w:lsdException w:name="List Table 1 Light Accent 4" w:uiPriority="46"/>
-    <w:lsdException w:name="List Table 2 Accent 4" w:uiPriority="47"/>
-    <w:lsdException w:name="List Table 3 Accent 4" w:uiPriority="48"/>
-    <w:lsdException w:name="List Table 4 Accent 4" w:uiPriority="49"/>
-    <w:lsdException w:name="List Table 5 Dark Accent 4" w:uiPriority="50"/>
-    <w:lsdException w:name="List Table 6 Colorful Accent 4" w:uiPriority="51"/>
-    <w:lsdException w:name="List Table 7 Colorful Accent 4" w:uiPriority="52"/>
-    <w:lsdException w:name="List Table 1 Light Accent 5" w:uiPriority="46"/>
-    <w:lsdException w:name="List Table 2 Accent 5" w:uiPriority="47"/>
-    <w:lsdException w:name="List Table 3 Accent 5" w:uiPriority="48"/>
-    <w:lsdException w:name="List Table 4 Accent 5" w:uiPriority="49"/>
-    <w:lsdException w:name="List Table 5 Dark Accent 5" w:uiPriority="50"/>
-    <w:lsdException w:name="List Table 6 Colorful Accent 5" w:uiPriority="51"/>
-    <w:lsdException w:name="List Table 7 Colorful Accent 5" w:uiPriority="52"/>
-    <w:lsdException w:name="List Table 1 Light Accent 6" w:uiPriority="46"/>
-    <w:lsdException w:name="List Table 2 Accent 6" w:uiPriority="47"/>
-    <w:lsdException w:name="List Table 3 Accent 6" w:uiPriority="48"/>
-    <w:lsdException w:name="List Table 4 Accent 6" w:uiPriority="49"/>
-    <w:lsdException w:name="List Table 5 Dark Accent 6" w:uiPriority="50"/>
-    <w:lsdException w:name="List Table 6 Colorful Accent 6" w:uiPriority="51"/>
-    <w:lsdException w:name="List Table 7 Colorful Accent 6" w:uiPriority="52"/>
-    <w:lsdException w:name="Mention" w:semiHidden="1" w:unhideWhenUsed="1"/>
-    <w:lsdException w:name="Smart Hyperlink" w:semiHidden="1" w:unhideWhenUsed="1"/>
-    <w:lsdException w:name="Hashtag" w:semiHidden="1" w:unhideWhenUsed="1"/>
-    <w:lsdException w:name="Unresolved Mention" w:semiHidden="1" w:unhideWhenUsed="1"/>
-    <w:lsdException w:name="Smart Link" w:semiHidden="1" w:unhideWhenUsed="1"/>
+  <w:latentStyles w:count="260" w:defQFormat="0" w:defUnhideWhenUsed="1" w:defSemiHidden="1" w:defUIPriority="99" w:defLockedState="0">
+    <w:lsdException w:qFormat="1" w:unhideWhenUsed="0" w:uiPriority="0" w:semiHidden="0" w:name="Normal"/>
+    <w:lsdException w:qFormat="1" w:unhideWhenUsed="0" w:uiPriority="9" w:semiHidden="0" w:name="heading 1"/>
+    <w:lsdException w:qFormat="1" w:uiPriority="9" w:name="heading 2"/>
+    <w:lsdException w:qFormat="1" w:uiPriority="9" w:name="heading 3"/>
+    <w:lsdException w:qFormat="1" w:uiPriority="9" w:name="heading 4"/>
+    <w:lsdException w:qFormat="1" w:uiPriority="9" w:name="heading 5"/>
+    <w:lsdException w:qFormat="1" w:uiPriority="9" w:name="heading 6"/>
+    <w:lsdException w:qFormat="1" w:uiPriority="9" w:name="heading 7"/>
+    <w:lsdException w:qFormat="1" w:uiPriority="9" w:name="heading 8"/>
+    <w:lsdException w:qFormat="1" w:uiPriority="9" w:name="heading 9"/>
+    <w:lsdException w:uiPriority="99" w:name="index 1"/>
+    <w:lsdException w:uiPriority="99" w:name="index 2"/>
+    <w:lsdException w:uiPriority="99" w:name="index 3"/>
+    <w:lsdException w:uiPriority="99" w:name="index 4"/>
+    <w:lsdException w:uiPriority="99" w:name="index 5"/>
+    <w:lsdException w:uiPriority="99" w:name="index 6"/>
+    <w:lsdException w:uiPriority="99" w:name="index 7"/>
+    <w:lsdException w:uiPriority="99" w:name="index 8"/>
+    <w:lsdException w:uiPriority="99" w:name="index 9"/>
+    <w:lsdException w:uiPriority="39" w:name="toc 1"/>
+    <w:lsdException w:uiPriority="39" w:name="toc 2"/>
+    <w:lsdException w:uiPriority="39" w:name="toc 3"/>
+    <w:lsdException w:uiPriority="39" w:name="toc 4"/>
+    <w:lsdException w:uiPriority="39" w:name="toc 5"/>
+    <w:lsdException w:uiPriority="39" w:name="toc 6"/>
+    <w:lsdException w:uiPriority="39" w:name="toc 7"/>
+    <w:lsdException w:uiPriority="39" w:name="toc 8"/>
+    <w:lsdException w:uiPriority="39" w:name="toc 9"/>
+    <w:lsdException w:uiPriority="99" w:name="Normal Indent"/>
+    <w:lsdException w:uiPriority="99" w:name="footnote text"/>
+    <w:lsdException w:uiPriority="99" w:name="annotation text"/>
+    <w:lsdException w:uiPriority="99" w:name="header"/>
+    <w:lsdException w:uiPriority="99" w:name="footer"/>
+    <w:lsdException w:uiPriority="99" w:name="index heading"/>
+    <w:lsdException w:qFormat="1" w:uiPriority="35" w:name="caption"/>
+    <w:lsdException w:uiPriority="99" w:name="table of figures"/>
+    <w:lsdException w:uiPriority="99" w:name="envelope address"/>
+    <w:lsdException w:uiPriority="99" w:name="envelope return"/>
+    <w:lsdException w:uiPriority="99" w:name="footnote reference"/>
+    <w:lsdException w:uiPriority="99" w:name="annotation reference"/>
+    <w:lsdException w:uiPriority="99" w:name="line number"/>
+    <w:lsdException w:uiPriority="99" w:name="page number"/>
+    <w:lsdException w:uiPriority="99" w:name="endnote reference"/>
+    <w:lsdException w:uiPriority="99" w:name="endnote text"/>
+    <w:lsdException w:uiPriority="99" w:name="table of authorities"/>
+    <w:lsdException w:uiPriority="99" w:name="macro"/>
+    <w:lsdException w:uiPriority="99" w:name="toa heading"/>
+    <w:lsdException w:uiPriority="99" w:name="List"/>
+    <w:lsdException w:uiPriority="99" w:name="List Bullet"/>
+    <w:lsdException w:uiPriority="99" w:name="List Number"/>
+    <w:lsdException w:uiPriority="99" w:name="List 2"/>
+    <w:lsdException w:uiPriority="99" w:name="List 3"/>
+    <w:lsdException w:uiPriority="99" w:name="List 4"/>
+    <w:lsdException w:uiPriority="99" w:name="List 5"/>
+    <w:lsdException w:uiPriority="99" w:name="List Bullet 2"/>
+    <w:lsdException w:uiPriority="99" w:name="List Bullet 3"/>
+    <w:lsdException w:uiPriority="99" w:name="List Bullet 4"/>
+    <w:lsdException w:uiPriority="99" w:name="List Bullet 5"/>
+    <w:lsdException w:uiPriority="99" w:name="List Number 2"/>
+    <w:lsdException w:uiPriority="99" w:name="List Number 3"/>
+    <w:lsdException w:uiPriority="99" w:name="List Number 4"/>
+    <w:lsdException w:uiPriority="99" w:name="List Number 5"/>
+    <w:lsdException w:qFormat="1" w:unhideWhenUsed="0" w:uiPriority="10" w:semiHidden="0" w:name="Title"/>
+    <w:lsdException w:uiPriority="99" w:name="Closing"/>
+    <w:lsdException w:uiPriority="99" w:name="Signature"/>
+    <w:lsdException w:uiPriority="1" w:name="Default Paragraph Font"/>
+    <w:lsdException w:uiPriority="99" w:name="Body Text"/>
+    <w:lsdException w:uiPriority="99" w:name="Body Text Indent"/>
+    <w:lsdException w:uiPriority="99" w:name="List Continue"/>
+    <w:lsdException w:uiPriority="99" w:name="List Continue 2"/>
+    <w:lsdException w:uiPriority="99" w:name="List Continue 3"/>
+    <w:lsdException w:uiPriority="99" w:name="List Continue 4"/>
+    <w:lsdException w:uiPriority="99" w:name="List Continue 5"/>
+    <w:lsdException w:uiPriority="99" w:name="Message Header"/>
+    <w:lsdException w:qFormat="1" w:unhideWhenUsed="0" w:uiPriority="11" w:semiHidden="0" w:name="Subtitle"/>
+    <w:lsdException w:uiPriority="99" w:name="Salutation"/>
+    <w:lsdException w:uiPriority="99" w:name="Date"/>
+    <w:lsdException w:uiPriority="99" w:name="Body Text First Indent"/>
+    <w:lsdException w:uiPriority="99" w:name="Body Text First Indent 2"/>
+    <w:lsdException w:uiPriority="99" w:name="Note Heading"/>
+    <w:lsdException w:uiPriority="99" w:name="Body Text 2"/>
+    <w:lsdException w:uiPriority="99" w:name="Body Text 3"/>
+    <w:lsdException w:uiPriority="99" w:name="Body Text Indent 2"/>
+    <w:lsdException w:uiPriority="99" w:name="Body Text Indent 3"/>
+    <w:lsdException w:uiPriority="99" w:name="Block Text"/>
+    <w:lsdException w:uiPriority="99" w:name="Hyperlink"/>
+    <w:lsdException w:uiPriority="99" w:name="FollowedHyperlink"/>
+    <w:lsdException w:qFormat="1" w:unhideWhenUsed="0" w:uiPriority="22" w:semiHidden="0" w:name="Strong"/>
+    <w:lsdException w:qFormat="1" w:unhideWhenUsed="0" w:uiPriority="20" w:semiHidden="0" w:name="Emphasis"/>
+    <w:lsdException w:uiPriority="99" w:name="Document Map"/>
+    <w:lsdException w:uiPriority="99" w:name="Plain Text"/>
+    <w:lsdException w:uiPriority="99" w:name="E-mail Signature"/>
+    <w:lsdException w:uiPriority="99" w:name="Normal (Web)"/>
+    <w:lsdException w:uiPriority="99" w:name="HTML Acronym"/>
+    <w:lsdException w:uiPriority="99" w:name="HTML Address"/>
+    <w:lsdException w:uiPriority="99" w:name="HTML Cite"/>
+    <w:lsdException w:uiPriority="99" w:name="HTML Code"/>
+    <w:lsdException w:uiPriority="99" w:name="HTML Definition"/>
+    <w:lsdException w:uiPriority="99" w:name="HTML Keyboard"/>
+    <w:lsdException w:uiPriority="99" w:name="HTML Preformatted"/>
+    <w:lsdException w:uiPriority="99" w:name="HTML Sample"/>
+    <w:lsdException w:uiPriority="99" w:name="HTML Typewriter"/>
+    <w:lsdException w:uiPriority="99" w:name="HTML Variable"/>
+    <w:lsdException w:uiPriority="99" w:name="Normal Table"/>
+    <w:lsdException w:uiPriority="99" w:name="annotation subject"/>
+    <w:lsdException w:uiPriority="99" w:name="Table Simple 1"/>
+    <w:lsdException w:uiPriority="99" w:name="Table Simple 2"/>
+    <w:lsdException w:uiPriority="99" w:name="Table Simple 3"/>
+    <w:lsdException w:uiPriority="99" w:name="Table Classic 1"/>
+    <w:lsdException w:uiPriority="99" w:name="Table Classic 2"/>
+    <w:lsdException w:uiPriority="99" w:name="Table Classic 3"/>
+    <w:lsdException w:uiPriority="99" w:name="Table Classic 4"/>
+    <w:lsdException w:uiPriority="99" w:name="Table Colorful 1"/>
+    <w:lsdException w:uiPriority="99" w:name="Table Colorful 2"/>
+    <w:lsdException w:uiPriority="99" w:name="Table Colorful 3"/>
+    <w:lsdException w:uiPriority="99" w:name="Table Columns 1"/>
+    <w:lsdException w:uiPriority="99" w:name="Table Columns 2"/>
+    <w:lsdException w:uiPriority="99" w:name="Table Columns 3"/>
+    <w:lsdException w:uiPriority="99" w:name="Table Columns 4"/>
+    <w:lsdException w:uiPriority="99" w:name="Table Columns 5"/>
+    <w:lsdException w:uiPriority="99" w:name="Table Grid 1"/>
+    <w:lsdException w:uiPriority="99" w:name="Table Grid 2"/>
+    <w:lsdException w:uiPriority="99" w:name="Table Grid 3"/>
+    <w:lsdException w:uiPriority="99" w:name="Table Grid 4"/>
+    <w:lsdException w:uiPriority="99" w:name="Table Grid 5"/>
+    <w:lsdException w:uiPriority="99" w:name="Table Grid 6"/>
+    <w:lsdException w:uiPriority="99" w:name="Table Grid 7"/>
+    <w:lsdException w:uiPriority="99" w:name="Table Grid 8"/>
+    <w:lsdException w:uiPriority="99" w:name="Table List 1"/>
+    <w:lsdException w:uiPriority="99" w:name="Table List 2"/>
+    <w:lsdException w:uiPriority="99" w:name="Table List 3"/>
+    <w:lsdException w:uiPriority="99" w:name="Table List 4"/>
+    <w:lsdException w:uiPriority="99" w:name="Table List 5"/>
+    <w:lsdException w:uiPriority="99" w:name="Table List 6"/>
+    <w:lsdException w:uiPriority="99" w:name="Table List 7"/>
+    <w:lsdException w:uiPriority="99" w:name="Table List 8"/>
+    <w:lsdException w:uiPriority="99" w:name="Table 3D effects 1"/>
+    <w:lsdException w:uiPriority="99" w:name="Table 3D effects 2"/>
+    <w:lsdException w:uiPriority="99" w:name="Table 3D effects 3"/>
+    <w:lsdException w:uiPriority="99" w:name="Table Contemporary"/>
+    <w:lsdException w:uiPriority="99" w:name="Table Elegant"/>
+    <w:lsdException w:uiPriority="99" w:name="Table Professional"/>
+    <w:lsdException w:uiPriority="99" w:name="Table Subtle 1"/>
+    <w:lsdException w:uiPriority="99" w:name="Table Subtle 2"/>
+    <w:lsdException w:uiPriority="99" w:name="Table Web 1"/>
+    <w:lsdException w:uiPriority="99" w:name="Table Web 2"/>
+    <w:lsdException w:uiPriority="99" w:name="Table Web 3"/>
+    <w:lsdException w:uiPriority="99" w:name="Balloon Text"/>
+    <w:lsdException w:unhideWhenUsed="0" w:uiPriority="39" w:semiHidden="0" w:name="Table Grid"/>
+    <w:lsdException w:uiPriority="99" w:name="Table Theme"/>
+    <w:lsdException w:unhideWhenUsed="0" w:uiPriority="60" w:semiHidden="0" w:name="Light Shading"/>
+    <w:lsdException w:unhideWhenUsed="0" w:uiPriority="61" w:semiHidden="0" w:name="Light List"/>
+    <w:lsdException w:unhideWhenUsed="0" w:uiPriority="62" w:semiHidden="0" w:name="Light Grid"/>
+    <w:lsdException w:unhideWhenUsed="0" w:uiPriority="63" w:semiHidden="0" w:name="Medium Shading 1"/>
+    <w:lsdException w:unhideWhenUsed="0" w:uiPriority="64" w:semiHidden="0" w:name="Medium Shading 2"/>
+    <w:lsdException w:unhideWhenUsed="0" w:uiPriority="65" w:semiHidden="0" w:name="Medium List 1"/>
+    <w:lsdException w:unhideWhenUsed="0" w:uiPriority="66" w:semiHidden="0" w:name="Medium List 2"/>
+    <w:lsdException w:unhideWhenUsed="0" w:uiPriority="67" w:semiHidden="0" w:name="Medium Grid 1"/>
+    <w:lsdException w:unhideWhenUsed="0" w:uiPriority="68" w:semiHidden="0" w:name="Medium Grid 2"/>
+    <w:lsdException w:unhideWhenUsed="0" w:uiPriority="69" w:semiHidden="0" w:name="Medium Grid 3"/>
+    <w:lsdException w:unhideWhenUsed="0" w:uiPriority="70" w:semiHidden="0" w:name="Dark List"/>
+    <w:lsdException w:unhideWhenUsed="0" w:uiPriority="71" w:semiHidden="0" w:name="Colorful Shading"/>
+    <w:lsdException w:unhideWhenUsed="0" w:uiPriority="72" w:semiHidden="0" w:name="Colorful List"/>
+    <w:lsdException w:unhideWhenUsed="0" w:uiPriority="73" w:semiHidden="0" w:name="Colorful Grid"/>
+    <w:lsdException w:unhideWhenUsed="0" w:uiPriority="60" w:semiHidden="0" w:name="Light Shading Accent 1"/>
+    <w:lsdException w:unhideWhenUsed="0" w:uiPriority="61" w:semiHidden="0" w:name="Light List Accent 1"/>
+    <w:lsdException w:unhideWhenUsed="0" w:uiPriority="62" w:semiHidden="0" w:name="Light Grid Accent 1"/>
+    <w:lsdException w:unhideWhenUsed="0" w:uiPriority="63" w:semiHidden="0" w:name="Medium Shading 1 Accent 1"/>
+    <w:lsdException w:unhideWhenUsed="0" w:uiPriority="64" w:semiHidden="0" w:name="Medium Shading 2 Accent 1"/>
+    <w:lsdException w:unhideWhenUsed="0" w:uiPriority="65" w:semiHidden="0" w:name="Medium List 1 Accent 1"/>
+    <w:lsdException w:qFormat="1" w:unhideWhenUsed="0" w:uiPriority="34" w:semiHidden="0" w:name="List Paragraph"/>
+    <w:lsdException w:qFormat="1" w:unhideWhenUsed="0" w:uiPriority="29" w:semiHidden="0" w:name="Quote"/>
+    <w:lsdException w:qFormat="1" w:unhideWhenUsed="0" w:uiPriority="30" w:semiHidden="0" w:name="Intense Quote"/>
+    <w:lsdException w:unhideWhenUsed="0" w:uiPriority="66" w:semiHidden="0" w:name="Medium List 2 Accent 1"/>
+    <w:lsdException w:unhideWhenUsed="0" w:uiPriority="67" w:semiHidden="0" w:name="Medium Grid 1 Accent 1"/>
+    <w:lsdException w:unhideWhenUsed="0" w:uiPriority="68" w:semiHidden="0" w:name="Medium Grid 2 Accent 1"/>
+    <w:lsdException w:unhideWhenUsed="0" w:uiPriority="69" w:semiHidden="0" w:name="Medium Grid 3 Accent 1"/>
+    <w:lsdException w:unhideWhenUsed="0" w:uiPriority="70" w:semiHidden="0" w:name="Dark List Accent 1"/>
+    <w:lsdException w:unhideWhenUsed="0" w:uiPriority="71" w:semiHidden="0" w:name="Colorful Shading Accent 1"/>
+    <w:lsdException w:unhideWhenUsed="0" w:uiPriority="72" w:semiHidden="0" w:name="Colorful List Accent 1"/>
+    <w:lsdException w:unhideWhenUsed="0" w:uiPriority="73" w:semiHidden="0" w:name="Colorful Grid Accent 1"/>
+    <w:lsdException w:unhideWhenUsed="0" w:uiPriority="60" w:semiHidden="0" w:name="Light Shading Accent 2"/>
+    <w:lsdException w:unhideWhenUsed="0" w:uiPriority="61" w:semiHidden="0" w:name="Light List Accent 2"/>
+    <w:lsdException w:unhideWhenUsed="0" w:uiPriority="62" w:semiHidden="0" w:name="Light Grid Accent 2"/>
+    <w:lsdException w:unhideWhenUsed="0" w:uiPriority="63" w:semiHidden="0" w:name="Medium Shading 1 Accent 2"/>
+    <w:lsdException w:unhideWhenUsed="0" w:uiPriority="64" w:semiHidden="0" w:name="Medium Shading 2 Accent 2"/>
+    <w:lsdException w:unhideWhenUsed="0" w:uiPriority="65" w:semiHidden="0" w:name="Medium List 1 Accent 2"/>
+    <w:lsdException w:unhideWhenUsed="0" w:uiPriority="66" w:semiHidden="0" w:name="Medium List 2 Accent 2"/>
+    <w:lsdException w:unhideWhenUsed="0" w:uiPriority="67" w:semiHidden="0" w:name="Medium Grid 1 Accent 2"/>
+    <w:lsdException w:unhideWhenUsed="0" w:uiPriority="68" w:semiHidden="0" w:name="Medium Grid 2 Accent 2"/>
+    <w:lsdException w:unhideWhenUsed="0" w:uiPriority="69" w:semiHidden="0" w:name="Medium Grid 3 Accent 2"/>
+    <w:lsdException w:unhideWhenUsed="0" w:uiPriority="70" w:semiHidden="0" w:name="Dark List Accent 2"/>
+    <w:lsdException w:unhideWhenUsed="0" w:uiPriority="71" w:semiHidden="0" w:name="Colorful Shading Accent 2"/>
+    <w:lsdException w:unhideWhenUsed="0" w:uiPriority="72" w:semiHidden="0" w:name="Colorful List Accent 2"/>
+    <w:lsdException w:unhideWhenUsed="0" w:uiPriority="73" w:semiHidden="0" w:name="Colorful Grid Accent 2"/>
+    <w:lsdException w:unhideWhenUsed="0" w:uiPriority="60" w:semiHidden="0" w:name="Light Shading Accent 3"/>
+    <w:lsdException w:unhideWhenUsed="0" w:uiPriority="61" w:semiHidden="0" w:name="Light List Accent 3"/>
+    <w:lsdException w:unhideWhenUsed="0" w:uiPriority="62" w:semiHidden="0" w:name="Light Grid Accent 3"/>
+    <w:lsdException w:unhideWhenUsed="0" w:uiPriority="63" w:semiHidden="0" w:name="Medium Shading 1 Accent 3"/>
+    <w:lsdException w:unhideWhenUsed="0" w:uiPriority="64" w:semiHidden="0" w:name="Medium Shading 2 Accent 3"/>
+    <w:lsdException w:unhideWhenUsed="0" w:uiPriority="65" w:semiHidden="0" w:name="Medium List 1 Accent 3"/>
+    <w:lsdException w:unhideWhenUsed="0" w:uiPriority="66" w:semiHidden="0" w:name="Medium List 2 Accent 3"/>
+    <w:lsdException w:unhideWhenUsed="0" w:uiPriority="67" w:semiHidden="0" w:name="Medium Grid 1 Accent 3"/>
+    <w:lsdException w:unhideWhenUsed="0" w:uiPriority="68" w:semiHidden="0" w:name="Medium Grid 2 Accent 3"/>
+    <w:lsdException w:unhideWhenUsed="0" w:uiPriority="69" w:semiHidden="0" w:name="Medium Grid 3 Accent 3"/>
+    <w:lsdException w:unhideWhenUsed="0" w:uiPriority="70" w:semiHidden="0" w:name="Dark List Accent 3"/>
+    <w:lsdException w:unhideWhenUsed="0" w:uiPriority="71" w:semiHidden="0" w:name="Colorful Shading Accent 3"/>
+    <w:lsdException w:unhideWhenUsed="0" w:uiPriority="72" w:semiHidden="0" w:name="Colorful List Accent 3"/>
+    <w:lsdException w:unhideWhenUsed="0" w:uiPriority="73" w:semiHidden="0" w:name="Colorful Grid Accent 3"/>
+    <w:lsdException w:unhideWhenUsed="0" w:uiPriority="60" w:semiHidden="0" w:name="Light Shading Accent 4"/>
+    <w:lsdException w:unhideWhenUsed="0" w:uiPriority="61" w:semiHidden="0" w:name="Light List Accent 4"/>
+    <w:lsdException w:unhideWhenUsed="0" w:uiPriority="62" w:semiHidden="0" w:name="Light Grid Accent 4"/>
+    <w:lsdException w:unhideWhenUsed="0" w:uiPriority="63" w:semiHidden="0" w:name="Medium Shading 1 Accent 4"/>
+    <w:lsdException w:unhideWhenUsed="0" w:uiPriority="64" w:semiHidden="0" w:name="Medium Shading 2 Accent 4"/>
+    <w:lsdException w:unhideWhenUsed="0" w:uiPriority="65" w:semiHidden="0" w:name="Medium List 1 Accent 4"/>
+    <w:lsdException w:unhideWhenUsed="0" w:uiPriority="66" w:semiHidden="0" w:name="Medium List 2 Accent 4"/>
+    <w:lsdException w:unhideWhenUsed="0" w:uiPriority="67" w:semiHidden="0" w:name="Medium Grid 1 Accent 4"/>
+    <w:lsdException w:unhideWhenUsed="0" w:uiPriority="68" w:semiHidden="0" w:name="Medium Grid 2 Accent 4"/>
+    <w:lsdException w:unhideWhenUsed="0" w:uiPriority="69" w:semiHidden="0" w:name="Medium Grid 3 Accent 4"/>
+    <w:lsdException w:unhideWhenUsed="0" w:uiPriority="70" w:semiHidden="0" w:name="Dark List Accent 4"/>
+    <w:lsdException w:unhideWhenUsed="0" w:uiPriority="71" w:semiHidden="0" w:name="Colorful Shading Accent 4"/>
+    <w:lsdException w:unhideWhenUsed="0" w:uiPriority="72" w:semiHidden="0" w:name="Colorful List Accent 4"/>
+    <w:lsdException w:unhideWhenUsed="0" w:uiPriority="73" w:semiHidden="0" w:name="Colorful Grid Accent 4"/>
+    <w:lsdException w:unhideWhenUsed="0" w:uiPriority="60" w:semiHidden="0" w:name="Light Shading Accent 5"/>
+    <w:lsdException w:unhideWhenUsed="0" w:uiPriority="61" w:semiHidden="0" w:name="Light List Accent 5"/>
+    <w:lsdException w:unhideWhenUsed="0" w:uiPriority="62" w:semiHidden="0" w:name="Light Grid Accent 5"/>
+    <w:lsdException w:unhideWhenUsed="0" w:uiPriority="63" w:semiHidden="0" w:name="Medium Shading 1 Accent 5"/>
+    <w:lsdException w:unhideWhenUsed="0" w:uiPriority="64" w:semiHidden="0" w:name="Medium Shading 2 Accent 5"/>
+    <w:lsdException w:unhideWhenUsed="0" w:uiPriority="65" w:semiHidden="0" w:name="Medium List 1 Accent 5"/>
+    <w:lsdException w:unhideWhenUsed="0" w:uiPriority="66" w:semiHidden="0" w:name="Medium List 2 Accent 5"/>
+    <w:lsdException w:unhideWhenUsed="0" w:uiPriority="67" w:semiHidden="0" w:name="Medium Grid 1 Accent 5"/>
+    <w:lsdException w:unhideWhenUsed="0" w:uiPriority="68" w:semiHidden="0" w:name="Medium Grid 2 Accent 5"/>
+    <w:lsdException w:unhideWhenUsed="0" w:uiPriority="69" w:semiHidden="0" w:name="Medium Grid 3 Accent 5"/>
+    <w:lsdException w:unhideWhenUsed="0" w:uiPriority="70" w:semiHidden="0" w:name="Dark List Accent 5"/>
+    <w:lsdException w:unhideWhenUsed="0" w:uiPriority="71" w:semiHidden="0" w:name="Colorful Shading Accent 5"/>
+    <w:lsdException w:unhideWhenUsed="0" w:uiPriority="72" w:semiHidden="0" w:name="Colorful List Accent 5"/>
+    <w:lsdException w:unhideWhenUsed="0" w:uiPriority="73" w:semiHidden="0" w:name="Colorful Grid Accent 5"/>
+    <w:lsdException w:unhideWhenUsed="0" w:uiPriority="60" w:semiHidden="0" w:name="Light Shading Accent 6"/>
+    <w:lsdException w:unhideWhenUsed="0" w:uiPriority="61" w:semiHidden="0" w:name="Light List Accent 6"/>
+    <w:lsdException w:unhideWhenUsed="0" w:uiPriority="62" w:semiHidden="0" w:name="Light Grid Accent 6"/>
+    <w:lsdException w:unhideWhenUsed="0" w:uiPriority="63" w:semiHidden="0" w:name="Medium Shading 1 Accent 6"/>
+    <w:lsdException w:unhideWhenUsed="0" w:uiPriority="64" w:semiHidden="0" w:name="Medium Shading 2 Accent 6"/>
+    <w:lsdException w:unhideWhenUsed="0" w:uiPriority="65" w:semiHidden="0" w:name="Medium List 1 Accent 6"/>
+    <w:lsdException w:unhideWhenUsed="0" w:uiPriority="66" w:semiHidden="0" w:name="Medium List 2 Accent 6"/>
+    <w:lsdException w:unhideWhenUsed="0" w:uiPriority="67" w:semiHidden="0" w:name="Medium Grid 1 Accent 6"/>
+    <w:lsdException w:unhideWhenUsed="0" w:uiPriority="68" w:semiHidden="0" w:name="Medium Grid 2 Accent 6"/>
+    <w:lsdException w:unhideWhenUsed="0" w:uiPriority="69" w:semiHidden="0" w:name="Medium Grid 3 Accent 6"/>
+    <w:lsdException w:unhideWhenUsed="0" w:uiPriority="70" w:semiHidden="0" w:name="Dark List Accent 6"/>
+    <w:lsdException w:unhideWhenUsed="0" w:uiPriority="71" w:semiHidden="0" w:name="Colorful Shading Accent 6"/>
+    <w:lsdException w:unhideWhenUsed="0" w:uiPriority="72" w:semiHidden="0" w:name="Colorful List Accent 6"/>
+    <w:lsdException w:unhideWhenUsed="0" w:uiPriority="73" w:semiHidden="0" w:name="Colorful Grid Accent 6"/>
   </w:latentStyles>
-  <w:style w:type="paragraph" w:default="1" w:styleId="a">
+  <w:style w:type="paragraph" w:default="1" w:styleId="1">
     <w:name w:val="Normal"/>
     <w:qFormat/>
-    <w:rsid w:val="00426FFA"/>
-    <w:rPr>
+    <w:uiPriority w:val="0"/>
+    <w:pPr>
+      <w:spacing w:after="160" w:line="259" w:lineRule="auto"/>
+    </w:pPr>
+    <w:rPr>
+      <w:rFonts w:asciiTheme="minorHAnsi" w:hAnsiTheme="minorHAnsi" w:eastAsiaTheme="minorHAnsi" w:cstheme="minorBidi"/>
       <w:kern w:val="0"/>
-    </w:rPr>
-  </w:style>
-  <w:style w:type="paragraph" w:styleId="1">
+      <w:sz w:val="22"/>
+      <w:szCs w:val="22"/>
+      <w:lang w:val="ru-RU" w:eastAsia="en-US" w:bidi="ar-SA"/>
+      <w14:ligatures w14:val="standardContextual"/>
+    </w:rPr>
+  </w:style>
+  <w:style w:type="paragraph" w:styleId="2">
     <w:name w:val="heading 1"/>
-    <w:basedOn w:val="a"/>
-    <w:next w:val="a"/>
-    <w:link w:val="10"/>
+    <w:basedOn w:val="1"/>
+    <w:next w:val="1"/>
+    <w:link w:val="15"/>
+    <w:qFormat/>
     <w:uiPriority w:val="9"/>
-    <w:qFormat/>
-    <w:rsid w:val="00426FFA"/>
     <w:pPr>
       <w:keepNext/>
       <w:keepLines/>
@@ -1248,22 +1148,21 @@
       <w:outlineLvl w:val="0"/>
     </w:pPr>
     <w:rPr>
-      <w:rFonts w:asciiTheme="majorHAnsi" w:eastAsiaTheme="majorEastAsia" w:hAnsiTheme="majorHAnsi" w:cstheme="majorBidi"/>
-      <w:color w:val="0F4761" w:themeColor="accent1" w:themeShade="BF"/>
+      <w:rFonts w:asciiTheme="majorHAnsi" w:hAnsiTheme="majorHAnsi" w:eastAsiaTheme="majorEastAsia" w:cstheme="majorBidi"/>
+      <w:color w:val="104862" w:themeColor="accent1" w:themeShade="BF"/>
       <w:sz w:val="40"/>
       <w:szCs w:val="40"/>
     </w:rPr>
   </w:style>
-  <w:style w:type="paragraph" w:styleId="2">
+  <w:style w:type="paragraph" w:styleId="3">
     <w:name w:val="heading 2"/>
-    <w:basedOn w:val="a"/>
-    <w:next w:val="a"/>
-    <w:link w:val="20"/>
-    <w:uiPriority w:val="9"/>
+    <w:basedOn w:val="1"/>
+    <w:next w:val="1"/>
+    <w:link w:val="16"/>
     <w:semiHidden/>
     <w:unhideWhenUsed/>
     <w:qFormat/>
-    <w:rsid w:val="00426FFA"/>
+    <w:uiPriority w:val="9"/>
     <w:pPr>
       <w:keepNext/>
       <w:keepLines/>
@@ -1271,22 +1170,21 @@
       <w:outlineLvl w:val="1"/>
     </w:pPr>
     <w:rPr>
-      <w:rFonts w:asciiTheme="majorHAnsi" w:eastAsiaTheme="majorEastAsia" w:hAnsiTheme="majorHAnsi" w:cstheme="majorBidi"/>
-      <w:color w:val="0F4761" w:themeColor="accent1" w:themeShade="BF"/>
+      <w:rFonts w:asciiTheme="majorHAnsi" w:hAnsiTheme="majorHAnsi" w:eastAsiaTheme="majorEastAsia" w:cstheme="majorBidi"/>
+      <w:color w:val="104862" w:themeColor="accent1" w:themeShade="BF"/>
       <w:sz w:val="32"/>
       <w:szCs w:val="32"/>
     </w:rPr>
   </w:style>
-  <w:style w:type="paragraph" w:styleId="3">
+  <w:style w:type="paragraph" w:styleId="4">
     <w:name w:val="heading 3"/>
-    <w:basedOn w:val="a"/>
-    <w:next w:val="a"/>
-    <w:link w:val="30"/>
-    <w:uiPriority w:val="9"/>
+    <w:basedOn w:val="1"/>
+    <w:next w:val="1"/>
+    <w:link w:val="17"/>
     <w:semiHidden/>
     <w:unhideWhenUsed/>
     <w:qFormat/>
-    <w:rsid w:val="00426FFA"/>
+    <w:uiPriority w:val="9"/>
     <w:pPr>
       <w:keepNext/>
       <w:keepLines/>
@@ -1295,21 +1193,20 @@
     </w:pPr>
     <w:rPr>
       <w:rFonts w:eastAsiaTheme="majorEastAsia" w:cstheme="majorBidi"/>
-      <w:color w:val="0F4761" w:themeColor="accent1" w:themeShade="BF"/>
+      <w:color w:val="104862" w:themeColor="accent1" w:themeShade="BF"/>
       <w:sz w:val="28"/>
       <w:szCs w:val="28"/>
     </w:rPr>
   </w:style>
-  <w:style w:type="paragraph" w:styleId="4">
+  <w:style w:type="paragraph" w:styleId="5">
     <w:name w:val="heading 4"/>
-    <w:basedOn w:val="a"/>
-    <w:next w:val="a"/>
-    <w:link w:val="40"/>
-    <w:uiPriority w:val="9"/>
+    <w:basedOn w:val="1"/>
+    <w:next w:val="1"/>
+    <w:link w:val="18"/>
     <w:semiHidden/>
     <w:unhideWhenUsed/>
     <w:qFormat/>
-    <w:rsid w:val="00426FFA"/>
+    <w:uiPriority w:val="9"/>
     <w:pPr>
       <w:keepNext/>
       <w:keepLines/>
@@ -1320,19 +1217,18 @@
       <w:rFonts w:eastAsiaTheme="majorEastAsia" w:cstheme="majorBidi"/>
       <w:i/>
       <w:iCs/>
-      <w:color w:val="0F4761" w:themeColor="accent1" w:themeShade="BF"/>
-    </w:rPr>
-  </w:style>
-  <w:style w:type="paragraph" w:styleId="5">
+      <w:color w:val="104862" w:themeColor="accent1" w:themeShade="BF"/>
+    </w:rPr>
+  </w:style>
+  <w:style w:type="paragraph" w:styleId="6">
     <w:name w:val="heading 5"/>
-    <w:basedOn w:val="a"/>
-    <w:next w:val="a"/>
-    <w:link w:val="50"/>
-    <w:uiPriority w:val="9"/>
+    <w:basedOn w:val="1"/>
+    <w:next w:val="1"/>
+    <w:link w:val="19"/>
     <w:semiHidden/>
     <w:unhideWhenUsed/>
     <w:qFormat/>
-    <w:rsid w:val="00426FFA"/>
+    <w:uiPriority w:val="9"/>
     <w:pPr>
       <w:keepNext/>
       <w:keepLines/>
@@ -1341,19 +1237,18 @@
     </w:pPr>
     <w:rPr>
       <w:rFonts w:eastAsiaTheme="majorEastAsia" w:cstheme="majorBidi"/>
-      <w:color w:val="0F4761" w:themeColor="accent1" w:themeShade="BF"/>
-    </w:rPr>
-  </w:style>
-  <w:style w:type="paragraph" w:styleId="6">
+      <w:color w:val="104862" w:themeColor="accent1" w:themeShade="BF"/>
+    </w:rPr>
+  </w:style>
+  <w:style w:type="paragraph" w:styleId="7">
     <w:name w:val="heading 6"/>
-    <w:basedOn w:val="a"/>
-    <w:next w:val="a"/>
-    <w:link w:val="60"/>
-    <w:uiPriority w:val="9"/>
+    <w:basedOn w:val="1"/>
+    <w:next w:val="1"/>
+    <w:link w:val="20"/>
     <w:semiHidden/>
     <w:unhideWhenUsed/>
     <w:qFormat/>
-    <w:rsid w:val="00426FFA"/>
+    <w:uiPriority w:val="9"/>
     <w:pPr>
       <w:keepNext/>
       <w:keepLines/>
@@ -1365,18 +1260,25 @@
       <w:i/>
       <w:iCs/>
       <w:color w:val="595959" w:themeColor="text1" w:themeTint="A6"/>
-    </w:rPr>
-  </w:style>
-  <w:style w:type="paragraph" w:styleId="7">
+      <w14:textFill>
+        <w14:solidFill>
+          <w14:schemeClr w14:val="tx1">
+            <w14:lumMod w14:val="65000"/>
+            <w14:lumOff w14:val="35000"/>
+          </w14:schemeClr>
+        </w14:solidFill>
+      </w14:textFill>
+    </w:rPr>
+  </w:style>
+  <w:style w:type="paragraph" w:styleId="8">
     <w:name w:val="heading 7"/>
-    <w:basedOn w:val="a"/>
-    <w:next w:val="a"/>
-    <w:link w:val="70"/>
-    <w:uiPriority w:val="9"/>
+    <w:basedOn w:val="1"/>
+    <w:next w:val="1"/>
+    <w:link w:val="21"/>
     <w:semiHidden/>
     <w:unhideWhenUsed/>
     <w:qFormat/>
-    <w:rsid w:val="00426FFA"/>
+    <w:uiPriority w:val="9"/>
     <w:pPr>
       <w:keepNext/>
       <w:keepLines/>
@@ -1386,18 +1288,25 @@
     <w:rPr>
       <w:rFonts w:eastAsiaTheme="majorEastAsia" w:cstheme="majorBidi"/>
       <w:color w:val="595959" w:themeColor="text1" w:themeTint="A6"/>
-    </w:rPr>
-  </w:style>
-  <w:style w:type="paragraph" w:styleId="8">
+      <w14:textFill>
+        <w14:solidFill>
+          <w14:schemeClr w14:val="tx1">
+            <w14:lumMod w14:val="65000"/>
+            <w14:lumOff w14:val="35000"/>
+          </w14:schemeClr>
+        </w14:solidFill>
+      </w14:textFill>
+    </w:rPr>
+  </w:style>
+  <w:style w:type="paragraph" w:styleId="9">
     <w:name w:val="heading 8"/>
-    <w:basedOn w:val="a"/>
-    <w:next w:val="a"/>
-    <w:link w:val="80"/>
-    <w:uiPriority w:val="9"/>
+    <w:basedOn w:val="1"/>
+    <w:next w:val="1"/>
+    <w:link w:val="22"/>
     <w:semiHidden/>
     <w:unhideWhenUsed/>
     <w:qFormat/>
-    <w:rsid w:val="00426FFA"/>
+    <w:uiPriority w:val="9"/>
     <w:pPr>
       <w:keepNext/>
       <w:keepLines/>
@@ -1408,19 +1317,26 @@
       <w:rFonts w:eastAsiaTheme="majorEastAsia" w:cstheme="majorBidi"/>
       <w:i/>
       <w:iCs/>
-      <w:color w:val="272727" w:themeColor="text1" w:themeTint="D8"/>
-    </w:rPr>
-  </w:style>
-  <w:style w:type="paragraph" w:styleId="9">
+      <w:color w:val="262626" w:themeColor="text1" w:themeTint="D9"/>
+      <w14:textFill>
+        <w14:solidFill>
+          <w14:schemeClr w14:val="tx1">
+            <w14:lumMod w14:val="85000"/>
+            <w14:lumOff w14:val="15000"/>
+          </w14:schemeClr>
+        </w14:solidFill>
+      </w14:textFill>
+    </w:rPr>
+  </w:style>
+  <w:style w:type="paragraph" w:styleId="10">
     <w:name w:val="heading 9"/>
-    <w:basedOn w:val="a"/>
-    <w:next w:val="a"/>
-    <w:link w:val="90"/>
-    <w:uiPriority w:val="9"/>
+    <w:basedOn w:val="1"/>
+    <w:next w:val="1"/>
+    <w:link w:val="23"/>
     <w:semiHidden/>
     <w:unhideWhenUsed/>
     <w:qFormat/>
-    <w:rsid w:val="00426FFA"/>
+    <w:uiPriority w:val="9"/>
     <w:pPr>
       <w:keepNext/>
       <w:keepLines/>
@@ -1429,22 +1345,29 @@
     </w:pPr>
     <w:rPr>
       <w:rFonts w:eastAsiaTheme="majorEastAsia" w:cstheme="majorBidi"/>
-      <w:color w:val="272727" w:themeColor="text1" w:themeTint="D8"/>
-    </w:rPr>
-  </w:style>
-  <w:style w:type="character" w:default="1" w:styleId="a0">
+      <w:color w:val="262626" w:themeColor="text1" w:themeTint="D9"/>
+      <w14:textFill>
+        <w14:solidFill>
+          <w14:schemeClr w14:val="tx1">
+            <w14:lumMod w14:val="85000"/>
+            <w14:lumOff w14:val="15000"/>
+          </w14:schemeClr>
+        </w14:solidFill>
+      </w14:textFill>
+    </w:rPr>
+  </w:style>
+  <w:style w:type="character" w:default="1" w:styleId="11">
     <w:name w:val="Default Paragraph Font"/>
-    <w:uiPriority w:val="1"/>
     <w:semiHidden/>
     <w:unhideWhenUsed/>
-  </w:style>
-  <w:style w:type="table" w:default="1" w:styleId="a1">
+    <w:uiPriority w:val="1"/>
+  </w:style>
+  <w:style w:type="table" w:default="1" w:styleId="12">
     <w:name w:val="Normal Table"/>
-    <w:uiPriority w:val="99"/>
     <w:semiHidden/>
     <w:unhideWhenUsed/>
+    <w:uiPriority w:val="99"/>
     <w:tblPr>
-      <w:tblInd w:w="0" w:type="dxa"/>
       <w:tblCellMar>
         <w:top w:w="0" w:type="dxa"/>
         <w:left w:w="108" w:type="dxa"/>
@@ -1453,208 +1376,231 @@
       </w:tblCellMar>
     </w:tblPr>
   </w:style>
-  <w:style w:type="numbering" w:default="1" w:styleId="a2">
-    <w:name w:val="No List"/>
-    <w:uiPriority w:val="99"/>
-    <w:semiHidden/>
-    <w:unhideWhenUsed/>
-  </w:style>
-  <w:style w:type="character" w:customStyle="1" w:styleId="10">
-    <w:name w:val="Заголовок 1 Знак"/>
-    <w:basedOn w:val="a0"/>
-    <w:link w:val="1"/>
-    <w:uiPriority w:val="9"/>
-    <w:rsid w:val="00426FFA"/>
-    <w:rPr>
-      <w:rFonts w:asciiTheme="majorHAnsi" w:eastAsiaTheme="majorEastAsia" w:hAnsiTheme="majorHAnsi" w:cstheme="majorBidi"/>
-      <w:color w:val="0F4761" w:themeColor="accent1" w:themeShade="BF"/>
-      <w:sz w:val="40"/>
-      <w:szCs w:val="40"/>
-    </w:rPr>
-  </w:style>
-  <w:style w:type="character" w:customStyle="1" w:styleId="20">
-    <w:name w:val="Заголовок 2 Знак"/>
-    <w:basedOn w:val="a0"/>
-    <w:link w:val="2"/>
-    <w:uiPriority w:val="9"/>
-    <w:semiHidden/>
-    <w:rsid w:val="00426FFA"/>
-    <w:rPr>
-      <w:rFonts w:asciiTheme="majorHAnsi" w:eastAsiaTheme="majorEastAsia" w:hAnsiTheme="majorHAnsi" w:cstheme="majorBidi"/>
-      <w:color w:val="0F4761" w:themeColor="accent1" w:themeShade="BF"/>
-      <w:sz w:val="32"/>
-      <w:szCs w:val="32"/>
-    </w:rPr>
-  </w:style>
-  <w:style w:type="character" w:customStyle="1" w:styleId="30">
-    <w:name w:val="Заголовок 3 Знак"/>
-    <w:basedOn w:val="a0"/>
-    <w:link w:val="3"/>
-    <w:uiPriority w:val="9"/>
-    <w:semiHidden/>
-    <w:rsid w:val="00426FFA"/>
-    <w:rPr>
-      <w:rFonts w:eastAsiaTheme="majorEastAsia" w:cstheme="majorBidi"/>
-      <w:color w:val="0F4761" w:themeColor="accent1" w:themeShade="BF"/>
-      <w:sz w:val="28"/>
-      <w:szCs w:val="28"/>
-    </w:rPr>
-  </w:style>
-  <w:style w:type="character" w:customStyle="1" w:styleId="40">
-    <w:name w:val="Заголовок 4 Знак"/>
-    <w:basedOn w:val="a0"/>
-    <w:link w:val="4"/>
-    <w:uiPriority w:val="9"/>
-    <w:semiHidden/>
-    <w:rsid w:val="00426FFA"/>
-    <w:rPr>
-      <w:rFonts w:eastAsiaTheme="majorEastAsia" w:cstheme="majorBidi"/>
-      <w:i/>
-      <w:iCs/>
-      <w:color w:val="0F4761" w:themeColor="accent1" w:themeShade="BF"/>
-    </w:rPr>
-  </w:style>
-  <w:style w:type="character" w:customStyle="1" w:styleId="50">
-    <w:name w:val="Заголовок 5 Знак"/>
-    <w:basedOn w:val="a0"/>
-    <w:link w:val="5"/>
-    <w:uiPriority w:val="9"/>
-    <w:semiHidden/>
-    <w:rsid w:val="00426FFA"/>
-    <w:rPr>
-      <w:rFonts w:eastAsiaTheme="majorEastAsia" w:cstheme="majorBidi"/>
-      <w:color w:val="0F4761" w:themeColor="accent1" w:themeShade="BF"/>
-    </w:rPr>
-  </w:style>
-  <w:style w:type="character" w:customStyle="1" w:styleId="60">
-    <w:name w:val="Заголовок 6 Знак"/>
-    <w:basedOn w:val="a0"/>
-    <w:link w:val="6"/>
-    <w:uiPriority w:val="9"/>
-    <w:semiHidden/>
-    <w:rsid w:val="00426FFA"/>
-    <w:rPr>
-      <w:rFonts w:eastAsiaTheme="majorEastAsia" w:cstheme="majorBidi"/>
-      <w:i/>
-      <w:iCs/>
-      <w:color w:val="595959" w:themeColor="text1" w:themeTint="A6"/>
-    </w:rPr>
-  </w:style>
-  <w:style w:type="character" w:customStyle="1" w:styleId="70">
-    <w:name w:val="Заголовок 7 Знак"/>
-    <w:basedOn w:val="a0"/>
-    <w:link w:val="7"/>
-    <w:uiPriority w:val="9"/>
-    <w:semiHidden/>
-    <w:rsid w:val="00426FFA"/>
-    <w:rPr>
-      <w:rFonts w:eastAsiaTheme="majorEastAsia" w:cstheme="majorBidi"/>
-      <w:color w:val="595959" w:themeColor="text1" w:themeTint="A6"/>
-    </w:rPr>
-  </w:style>
-  <w:style w:type="character" w:customStyle="1" w:styleId="80">
-    <w:name w:val="Заголовок 8 Знак"/>
-    <w:basedOn w:val="a0"/>
-    <w:link w:val="8"/>
-    <w:uiPriority w:val="9"/>
-    <w:semiHidden/>
-    <w:rsid w:val="00426FFA"/>
-    <w:rPr>
-      <w:rFonts w:eastAsiaTheme="majorEastAsia" w:cstheme="majorBidi"/>
-      <w:i/>
-      <w:iCs/>
-      <w:color w:val="272727" w:themeColor="text1" w:themeTint="D8"/>
-    </w:rPr>
-  </w:style>
-  <w:style w:type="character" w:customStyle="1" w:styleId="90">
-    <w:name w:val="Заголовок 9 Знак"/>
-    <w:basedOn w:val="a0"/>
-    <w:link w:val="9"/>
-    <w:uiPriority w:val="9"/>
-    <w:semiHidden/>
-    <w:rsid w:val="00426FFA"/>
-    <w:rPr>
-      <w:rFonts w:eastAsiaTheme="majorEastAsia" w:cstheme="majorBidi"/>
-      <w:color w:val="272727" w:themeColor="text1" w:themeTint="D8"/>
-    </w:rPr>
-  </w:style>
-  <w:style w:type="paragraph" w:styleId="a3">
-    <w:name w:val="Title"/>
-    <w:basedOn w:val="a"/>
-    <w:next w:val="a"/>
-    <w:link w:val="a4"/>
-    <w:uiPriority w:val="10"/>
+  <w:style w:type="paragraph" w:styleId="13">
+    <w:name w:val="Subtitle"/>
+    <w:basedOn w:val="1"/>
+    <w:next w:val="1"/>
+    <w:link w:val="25"/>
     <w:qFormat/>
-    <w:rsid w:val="00426FFA"/>
-    <w:pPr>
-      <w:spacing w:after="80" w:line="240" w:lineRule="auto"/>
-      <w:contextualSpacing/>
-    </w:pPr>
-    <w:rPr>
-      <w:rFonts w:asciiTheme="majorHAnsi" w:eastAsiaTheme="majorEastAsia" w:hAnsiTheme="majorHAnsi" w:cstheme="majorBidi"/>
-      <w:spacing w:val="-10"/>
-      <w:kern w:val="28"/>
-      <w:sz w:val="56"/>
-      <w:szCs w:val="56"/>
-    </w:rPr>
-  </w:style>
-  <w:style w:type="character" w:customStyle="1" w:styleId="a4">
-    <w:name w:val="Заголовок Знак"/>
-    <w:basedOn w:val="a0"/>
-    <w:link w:val="a3"/>
-    <w:uiPriority w:val="10"/>
-    <w:rsid w:val="00426FFA"/>
-    <w:rPr>
-      <w:rFonts w:asciiTheme="majorHAnsi" w:eastAsiaTheme="majorEastAsia" w:hAnsiTheme="majorHAnsi" w:cstheme="majorBidi"/>
-      <w:spacing w:val="-10"/>
-      <w:kern w:val="28"/>
-      <w:sz w:val="56"/>
-      <w:szCs w:val="56"/>
-    </w:rPr>
-  </w:style>
-  <w:style w:type="paragraph" w:styleId="a5">
-    <w:name w:val="Subtitle"/>
-    <w:basedOn w:val="a"/>
-    <w:next w:val="a"/>
-    <w:link w:val="a6"/>
     <w:uiPriority w:val="11"/>
-    <w:qFormat/>
-    <w:rsid w:val="00426FFA"/>
-    <w:pPr>
-      <w:numPr>
-        <w:ilvl w:val="1"/>
-      </w:numPr>
-    </w:pPr>
     <w:rPr>
       <w:rFonts w:eastAsiaTheme="majorEastAsia" w:cstheme="majorBidi"/>
       <w:color w:val="595959" w:themeColor="text1" w:themeTint="A6"/>
       <w:spacing w:val="15"/>
       <w:sz w:val="28"/>
       <w:szCs w:val="28"/>
-    </w:rPr>
-  </w:style>
-  <w:style w:type="character" w:customStyle="1" w:styleId="a6">
+      <w14:textFill>
+        <w14:solidFill>
+          <w14:schemeClr w14:val="tx1">
+            <w14:lumMod w14:val="65000"/>
+            <w14:lumOff w14:val="35000"/>
+          </w14:schemeClr>
+        </w14:solidFill>
+      </w14:textFill>
+    </w:rPr>
+  </w:style>
+  <w:style w:type="paragraph" w:styleId="14">
+    <w:name w:val="Title"/>
+    <w:basedOn w:val="1"/>
+    <w:next w:val="1"/>
+    <w:link w:val="24"/>
+    <w:qFormat/>
+    <w:uiPriority w:val="10"/>
+    <w:pPr>
+      <w:spacing w:after="80" w:line="240" w:lineRule="auto"/>
+      <w:contextualSpacing/>
+    </w:pPr>
+    <w:rPr>
+      <w:rFonts w:asciiTheme="majorHAnsi" w:hAnsiTheme="majorHAnsi" w:eastAsiaTheme="majorEastAsia" w:cstheme="majorBidi"/>
+      <w:spacing w:val="-10"/>
+      <w:kern w:val="28"/>
+      <w:sz w:val="56"/>
+      <w:szCs w:val="56"/>
+    </w:rPr>
+  </w:style>
+  <w:style w:type="character" w:customStyle="1" w:styleId="15">
+    <w:name w:val="Заголовок 1 Знак"/>
+    <w:basedOn w:val="11"/>
+    <w:link w:val="2"/>
+    <w:uiPriority w:val="9"/>
+    <w:rPr>
+      <w:rFonts w:asciiTheme="majorHAnsi" w:hAnsiTheme="majorHAnsi" w:eastAsiaTheme="majorEastAsia" w:cstheme="majorBidi"/>
+      <w:color w:val="104862" w:themeColor="accent1" w:themeShade="BF"/>
+      <w:sz w:val="40"/>
+      <w:szCs w:val="40"/>
+    </w:rPr>
+  </w:style>
+  <w:style w:type="character" w:customStyle="1" w:styleId="16">
+    <w:name w:val="Заголовок 2 Знак"/>
+    <w:basedOn w:val="11"/>
+    <w:link w:val="3"/>
+    <w:semiHidden/>
+    <w:uiPriority w:val="9"/>
+    <w:rPr>
+      <w:rFonts w:asciiTheme="majorHAnsi" w:hAnsiTheme="majorHAnsi" w:eastAsiaTheme="majorEastAsia" w:cstheme="majorBidi"/>
+      <w:color w:val="104862" w:themeColor="accent1" w:themeShade="BF"/>
+      <w:sz w:val="32"/>
+      <w:szCs w:val="32"/>
+    </w:rPr>
+  </w:style>
+  <w:style w:type="character" w:customStyle="1" w:styleId="17">
+    <w:name w:val="Заголовок 3 Знак"/>
+    <w:basedOn w:val="11"/>
+    <w:link w:val="4"/>
+    <w:semiHidden/>
+    <w:uiPriority w:val="9"/>
+    <w:rPr>
+      <w:rFonts w:eastAsiaTheme="majorEastAsia" w:cstheme="majorBidi"/>
+      <w:color w:val="104862" w:themeColor="accent1" w:themeShade="BF"/>
+      <w:sz w:val="28"/>
+      <w:szCs w:val="28"/>
+    </w:rPr>
+  </w:style>
+  <w:style w:type="character" w:customStyle="1" w:styleId="18">
+    <w:name w:val="Заголовок 4 Знак"/>
+    <w:basedOn w:val="11"/>
+    <w:link w:val="5"/>
+    <w:semiHidden/>
+    <w:uiPriority w:val="9"/>
+    <w:rPr>
+      <w:rFonts w:eastAsiaTheme="majorEastAsia" w:cstheme="majorBidi"/>
+      <w:i/>
+      <w:iCs/>
+      <w:color w:val="104862" w:themeColor="accent1" w:themeShade="BF"/>
+    </w:rPr>
+  </w:style>
+  <w:style w:type="character" w:customStyle="1" w:styleId="19">
+    <w:name w:val="Заголовок 5 Знак"/>
+    <w:basedOn w:val="11"/>
+    <w:link w:val="6"/>
+    <w:semiHidden/>
+    <w:uiPriority w:val="9"/>
+    <w:rPr>
+      <w:rFonts w:eastAsiaTheme="majorEastAsia" w:cstheme="majorBidi"/>
+      <w:color w:val="104862" w:themeColor="accent1" w:themeShade="BF"/>
+    </w:rPr>
+  </w:style>
+  <w:style w:type="character" w:customStyle="1" w:styleId="20">
+    <w:name w:val="Заголовок 6 Знак"/>
+    <w:basedOn w:val="11"/>
+    <w:link w:val="7"/>
+    <w:semiHidden/>
+    <w:uiPriority w:val="9"/>
+    <w:rPr>
+      <w:rFonts w:eastAsiaTheme="majorEastAsia" w:cstheme="majorBidi"/>
+      <w:i/>
+      <w:iCs/>
+      <w:color w:val="595959" w:themeColor="text1" w:themeTint="A6"/>
+      <w14:textFill>
+        <w14:solidFill>
+          <w14:schemeClr w14:val="tx1">
+            <w14:lumMod w14:val="65000"/>
+            <w14:lumOff w14:val="35000"/>
+          </w14:schemeClr>
+        </w14:solidFill>
+      </w14:textFill>
+    </w:rPr>
+  </w:style>
+  <w:style w:type="character" w:customStyle="1" w:styleId="21">
+    <w:name w:val="Заголовок 7 Знак"/>
+    <w:basedOn w:val="11"/>
+    <w:link w:val="8"/>
+    <w:semiHidden/>
+    <w:uiPriority w:val="9"/>
+    <w:rPr>
+      <w:rFonts w:eastAsiaTheme="majorEastAsia" w:cstheme="majorBidi"/>
+      <w:color w:val="595959" w:themeColor="text1" w:themeTint="A6"/>
+      <w14:textFill>
+        <w14:solidFill>
+          <w14:schemeClr w14:val="tx1">
+            <w14:lumMod w14:val="65000"/>
+            <w14:lumOff w14:val="35000"/>
+          </w14:schemeClr>
+        </w14:solidFill>
+      </w14:textFill>
+    </w:rPr>
+  </w:style>
+  <w:style w:type="character" w:customStyle="1" w:styleId="22">
+    <w:name w:val="Заголовок 8 Знак"/>
+    <w:basedOn w:val="11"/>
+    <w:link w:val="9"/>
+    <w:semiHidden/>
+    <w:uiPriority w:val="9"/>
+    <w:rPr>
+      <w:rFonts w:eastAsiaTheme="majorEastAsia" w:cstheme="majorBidi"/>
+      <w:i/>
+      <w:iCs/>
+      <w:color w:val="262626" w:themeColor="text1" w:themeTint="D9"/>
+      <w14:textFill>
+        <w14:solidFill>
+          <w14:schemeClr w14:val="tx1">
+            <w14:lumMod w14:val="85000"/>
+            <w14:lumOff w14:val="15000"/>
+          </w14:schemeClr>
+        </w14:solidFill>
+      </w14:textFill>
+    </w:rPr>
+  </w:style>
+  <w:style w:type="character" w:customStyle="1" w:styleId="23">
+    <w:name w:val="Заголовок 9 Знак"/>
+    <w:basedOn w:val="11"/>
+    <w:link w:val="10"/>
+    <w:semiHidden/>
+    <w:uiPriority w:val="9"/>
+    <w:rPr>
+      <w:rFonts w:eastAsiaTheme="majorEastAsia" w:cstheme="majorBidi"/>
+      <w:color w:val="262626" w:themeColor="text1" w:themeTint="D9"/>
+      <w14:textFill>
+        <w14:solidFill>
+          <w14:schemeClr w14:val="tx1">
+            <w14:lumMod w14:val="85000"/>
+            <w14:lumOff w14:val="15000"/>
+          </w14:schemeClr>
+        </w14:solidFill>
+      </w14:textFill>
+    </w:rPr>
+  </w:style>
+  <w:style w:type="character" w:customStyle="1" w:styleId="24">
+    <w:name w:val="Заголовок Знак"/>
+    <w:basedOn w:val="11"/>
+    <w:link w:val="14"/>
+    <w:uiPriority w:val="10"/>
+    <w:rPr>
+      <w:rFonts w:asciiTheme="majorHAnsi" w:hAnsiTheme="majorHAnsi" w:eastAsiaTheme="majorEastAsia" w:cstheme="majorBidi"/>
+      <w:spacing w:val="-10"/>
+      <w:kern w:val="28"/>
+      <w:sz w:val="56"/>
+      <w:szCs w:val="56"/>
+    </w:rPr>
+  </w:style>
+  <w:style w:type="character" w:customStyle="1" w:styleId="25">
     <w:name w:val="Подзаголовок Знак"/>
-    <w:basedOn w:val="a0"/>
-    <w:link w:val="a5"/>
+    <w:basedOn w:val="11"/>
+    <w:link w:val="13"/>
     <w:uiPriority w:val="11"/>
-    <w:rsid w:val="00426FFA"/>
     <w:rPr>
       <w:rFonts w:eastAsiaTheme="majorEastAsia" w:cstheme="majorBidi"/>
       <w:color w:val="595959" w:themeColor="text1" w:themeTint="A6"/>
       <w:spacing w:val="15"/>
       <w:sz w:val="28"/>
       <w:szCs w:val="28"/>
-    </w:rPr>
-  </w:style>
-  <w:style w:type="paragraph" w:styleId="21">
+      <w14:textFill>
+        <w14:solidFill>
+          <w14:schemeClr w14:val="tx1">
+            <w14:lumMod w14:val="65000"/>
+            <w14:lumOff w14:val="35000"/>
+          </w14:schemeClr>
+        </w14:solidFill>
+      </w14:textFill>
+    </w:rPr>
+  </w:style>
+  <w:style w:type="paragraph" w:styleId="26">
     <w:name w:val="Quote"/>
-    <w:basedOn w:val="a"/>
-    <w:next w:val="a"/>
-    <w:link w:val="22"/>
+    <w:basedOn w:val="1"/>
+    <w:next w:val="1"/>
+    <w:link w:val="27"/>
+    <w:qFormat/>
     <w:uiPriority w:val="29"/>
-    <w:qFormat/>
-    <w:rsid w:val="00426FFA"/>
     <w:pPr>
       <w:spacing w:before="160"/>
       <w:jc w:val="center"/>
@@ -1663,55 +1609,67 @@
       <w:i/>
       <w:iCs/>
       <w:color w:val="404040" w:themeColor="text1" w:themeTint="BF"/>
-    </w:rPr>
-  </w:style>
-  <w:style w:type="character" w:customStyle="1" w:styleId="22">
+      <w14:textFill>
+        <w14:solidFill>
+          <w14:schemeClr w14:val="tx1">
+            <w14:lumMod w14:val="75000"/>
+            <w14:lumOff w14:val="25000"/>
+          </w14:schemeClr>
+        </w14:solidFill>
+      </w14:textFill>
+    </w:rPr>
+  </w:style>
+  <w:style w:type="character" w:customStyle="1" w:styleId="27">
     <w:name w:val="Цитата 2 Знак"/>
-    <w:basedOn w:val="a0"/>
-    <w:link w:val="21"/>
+    <w:basedOn w:val="11"/>
+    <w:link w:val="26"/>
     <w:uiPriority w:val="29"/>
-    <w:rsid w:val="00426FFA"/>
     <w:rPr>
       <w:i/>
       <w:iCs/>
       <w:color w:val="404040" w:themeColor="text1" w:themeTint="BF"/>
-    </w:rPr>
-  </w:style>
-  <w:style w:type="paragraph" w:styleId="a7">
+      <w14:textFill>
+        <w14:solidFill>
+          <w14:schemeClr w14:val="tx1">
+            <w14:lumMod w14:val="75000"/>
+            <w14:lumOff w14:val="25000"/>
+          </w14:schemeClr>
+        </w14:solidFill>
+      </w14:textFill>
+    </w:rPr>
+  </w:style>
+  <w:style w:type="paragraph" w:styleId="28">
     <w:name w:val="List Paragraph"/>
-    <w:basedOn w:val="a"/>
+    <w:basedOn w:val="1"/>
+    <w:qFormat/>
     <w:uiPriority w:val="34"/>
-    <w:qFormat/>
-    <w:rsid w:val="00426FFA"/>
     <w:pPr>
       <w:ind w:left="720"/>
       <w:contextualSpacing/>
     </w:pPr>
   </w:style>
-  <w:style w:type="character" w:styleId="a8">
+  <w:style w:type="character" w:customStyle="1" w:styleId="29">
     <w:name w:val="Intense Emphasis"/>
-    <w:basedOn w:val="a0"/>
+    <w:basedOn w:val="11"/>
+    <w:qFormat/>
     <w:uiPriority w:val="21"/>
-    <w:qFormat/>
-    <w:rsid w:val="00426FFA"/>
     <w:rPr>
       <w:i/>
       <w:iCs/>
-      <w:color w:val="0F4761" w:themeColor="accent1" w:themeShade="BF"/>
-    </w:rPr>
-  </w:style>
-  <w:style w:type="paragraph" w:styleId="a9">
+      <w:color w:val="104862" w:themeColor="accent1" w:themeShade="BF"/>
+    </w:rPr>
+  </w:style>
+  <w:style w:type="paragraph" w:styleId="30">
     <w:name w:val="Intense Quote"/>
-    <w:basedOn w:val="a"/>
-    <w:next w:val="a"/>
-    <w:link w:val="aa"/>
+    <w:basedOn w:val="1"/>
+    <w:next w:val="1"/>
+    <w:link w:val="31"/>
+    <w:qFormat/>
     <w:uiPriority w:val="30"/>
-    <w:qFormat/>
-    <w:rsid w:val="00426FFA"/>
     <w:pPr>
       <w:pBdr>
-        <w:top w:val="single" w:sz="4" w:space="10" w:color="0F4761" w:themeColor="accent1" w:themeShade="BF"/>
-        <w:bottom w:val="single" w:sz="4" w:space="10" w:color="0F4761" w:themeColor="accent1" w:themeShade="BF"/>
+        <w:top w:val="single" w:color="0F4761" w:themeColor="accent1" w:themeShade="BF" w:sz="4" w:space="10"/>
+        <w:bottom w:val="single" w:color="0F4761" w:themeColor="accent1" w:themeShade="BF" w:sz="4" w:space="10"/>
       </w:pBdr>
       <w:spacing w:before="360" w:after="360"/>
       <w:ind w:left="864" w:right="864"/>
@@ -1720,32 +1678,30 @@
     <w:rPr>
       <w:i/>
       <w:iCs/>
-      <w:color w:val="0F4761" w:themeColor="accent1" w:themeShade="BF"/>
-    </w:rPr>
-  </w:style>
-  <w:style w:type="character" w:customStyle="1" w:styleId="aa">
+      <w:color w:val="104862" w:themeColor="accent1" w:themeShade="BF"/>
+    </w:rPr>
+  </w:style>
+  <w:style w:type="character" w:customStyle="1" w:styleId="31">
     <w:name w:val="Выделенная цитата Знак"/>
-    <w:basedOn w:val="a0"/>
-    <w:link w:val="a9"/>
+    <w:basedOn w:val="11"/>
+    <w:link w:val="30"/>
     <w:uiPriority w:val="30"/>
-    <w:rsid w:val="00426FFA"/>
     <w:rPr>
       <w:i/>
       <w:iCs/>
-      <w:color w:val="0F4761" w:themeColor="accent1" w:themeShade="BF"/>
-    </w:rPr>
-  </w:style>
-  <w:style w:type="character" w:styleId="ab">
+      <w:color w:val="104862" w:themeColor="accent1" w:themeShade="BF"/>
+    </w:rPr>
+  </w:style>
+  <w:style w:type="character" w:customStyle="1" w:styleId="32">
     <w:name w:val="Intense Reference"/>
-    <w:basedOn w:val="a0"/>
+    <w:basedOn w:val="11"/>
+    <w:qFormat/>
     <w:uiPriority w:val="32"/>
-    <w:qFormat/>
-    <w:rsid w:val="00426FFA"/>
     <w:rPr>
       <w:b/>
       <w:bCs/>
       <w:smallCaps/>
-      <w:color w:val="0F4761" w:themeColor="accent1" w:themeShade="BF"/>
+      <w:color w:val="104862" w:themeColor="accent1" w:themeShade="BF"/>
       <w:spacing w:val="5"/>
     </w:rPr>
   </w:style>
@@ -1795,7 +1751,7 @@
     </a:clrScheme>
     <a:fontScheme name="Стандартная">
       <a:majorFont>
-        <a:latin typeface="Aptos Display" panose="02110004020202020204"/>
+        <a:latin typeface="Aptos Display"/>
         <a:ea typeface=""/>
         <a:cs typeface=""/>
         <a:font script="Jpan" typeface="游ゴシック Light"/>
@@ -1828,26 +1784,9 @@
         <a:font script="Viet" typeface="Times New Roman"/>
         <a:font script="Uigh" typeface="Microsoft Uighur"/>
         <a:font script="Geor" typeface="Sylfaen"/>
-        <a:font script="Armn" typeface="Arial"/>
-        <a:font script="Bugi" typeface="Leelawadee UI"/>
-        <a:font script="Bopo" typeface="Microsoft JhengHei"/>
-        <a:font script="Java" typeface="Javanese Text"/>
-        <a:font script="Lisu" typeface="Segoe UI"/>
-        <a:font script="Mymr" typeface="Myanmar Text"/>
-        <a:font script="Nkoo" typeface="Ebrima"/>
-        <a:font script="Olck" typeface="Nirmala UI"/>
-        <a:font script="Osma" typeface="Ebrima"/>
-        <a:font script="Phag" typeface="Phagspa"/>
-        <a:font script="Syrn" typeface="Estrangelo Edessa"/>
-        <a:font script="Syrj" typeface="Estrangelo Edessa"/>
-        <a:font script="Syre" typeface="Estrangelo Edessa"/>
-        <a:font script="Sora" typeface="Nirmala UI"/>
-        <a:font script="Tale" typeface="Microsoft Tai Le"/>
-        <a:font script="Talu" typeface="Microsoft New Tai Lue"/>
-        <a:font script="Tfng" typeface="Ebrima"/>
       </a:majorFont>
       <a:minorFont>
-        <a:latin typeface="Aptos" panose="02110004020202020204"/>
+        <a:latin typeface="Aptos"/>
         <a:ea typeface=""/>
         <a:cs typeface=""/>
         <a:font script="Jpan" typeface="游ゴシック"/>
@@ -1880,23 +1819,6 @@
         <a:font script="Viet" typeface="Arial"/>
         <a:font script="Uigh" typeface="Microsoft Uighur"/>
         <a:font script="Geor" typeface="Sylfaen"/>
-        <a:font script="Armn" typeface="Arial"/>
-        <a:font script="Bugi" typeface="Leelawadee UI"/>
-        <a:font script="Bopo" typeface="Microsoft JhengHei"/>
-        <a:font script="Java" typeface="Javanese Text"/>
-        <a:font script="Lisu" typeface="Segoe UI"/>
-        <a:font script="Mymr" typeface="Myanmar Text"/>
-        <a:font script="Nkoo" typeface="Ebrima"/>
-        <a:font script="Olck" typeface="Nirmala UI"/>
-        <a:font script="Osma" typeface="Ebrima"/>
-        <a:font script="Phag" typeface="Phagspa"/>
-        <a:font script="Syrn" typeface="Estrangelo Edessa"/>
-        <a:font script="Syrj" typeface="Estrangelo Edessa"/>
-        <a:font script="Syre" typeface="Estrangelo Edessa"/>
-        <a:font script="Sora" typeface="Nirmala UI"/>
-        <a:font script="Tale" typeface="Microsoft Tai Le"/>
-        <a:font script="Talu" typeface="Microsoft New Tai Lue"/>
-        <a:font script="Tfng" typeface="Ebrima"/>
       </a:minorFont>
     </a:fontScheme>
     <a:fmtScheme name="Стандартная">
@@ -2038,11 +1960,5 @@
     </a:fmtScheme>
   </a:themeElements>
   <a:objectDefaults/>
-  <a:extraClrSchemeLst/>
-  <a:extLst>
-    <a:ext uri="{05A4C25C-085E-4340-85A3-A5531E510DB2}">
-      <thm15:themeFamily xmlns:thm15="http://schemas.microsoft.com/office/thememl/2012/main" name="Office Theme" id="{62F939B6-93AF-4DB8-9C6B-D6C7DFDC589F}" vid="{4A3C46E8-61CC-4603-A589-7422A47A8E4A}"/>
-    </a:ext>
-  </a:extLst>
 </a:theme>
 </file>